--- a/public/assets/files/niestacjonarne/ZIC.docx
+++ b/public/assets/files/niestacjonarne/ZIC.docx
@@ -523,6 +523,7 @@
                 <w:i w:val="0"/>
                 <w:sz w:val="22"/>
               </w:rPr>
+              <w:t>I</w:t>
             </w:r>
           </w:p>
         </w:tc>
@@ -560,6 +561,7 @@
                 <w:i w:val="0"/>
                 <w:sz w:val="22"/>
               </w:rPr>
+              <w:t>specjalizacyjny</w:t>
             </w:r>
           </w:p>
         </w:tc>

--- a/public/assets/files/niestacjonarne/ZIC.docx
+++ b/public/assets/files/niestacjonarne/ZIC.docx
@@ -681,12 +681,22 @@
         <w:tblW w:w="5000" w:type="pct"/>
       </w:tblPr>
       <w:tblGrid>
-        <w:gridCol w:w="9972"/>
+        <w:gridCol w:w="997"/>
+        <w:gridCol w:w="997"/>
+        <w:gridCol w:w="997"/>
+        <w:gridCol w:w="997"/>
+        <w:gridCol w:w="997"/>
+        <w:gridCol w:w="997"/>
+        <w:gridCol w:w="997"/>
+        <w:gridCol w:w="997"/>
+        <w:gridCol w:w="997"/>
+        <w:gridCol w:w="997"/>
       </w:tblGrid>
       <w:tr>
         <w:tc>
           <w:tcPr>
-            <w:tcW w:type="dxa" w:w="9972"/>
+            <w:tcW w:type="dxa" w:w="9970"/>
+            <w:gridSpan w:val="10"/>
             <w:shd w:val="clear" w:color="auto" w:fill="D9D9D9"/>
           </w:tcPr>
           <w:p>
@@ -705,31 +715,34 @@
           </w:p>
         </w:tc>
       </w:tr>
-    </w:tbl>
-    <w:tbl>
-      <w:tblPr>
-        <w:tblW w:type="auto" w:w="0"/>
-        <w:tblLook w:firstColumn="1" w:firstRow="1" w:lastColumn="0" w:lastRow="0" w:noHBand="0" w:noVBand="1" w:val="04A0"/>
-        <w:tblBorders>
-          <w:top w:val="single" w:sz="4" w:space="0" w:color="000000"/>
-          <w:left w:val="single" w:sz="4" w:space="0" w:color="000000"/>
-          <w:bottom w:val="single" w:sz="4" w:space="0" w:color="000000"/>
-          <w:right w:val="single" w:sz="4" w:space="0" w:color="000000"/>
-          <w:insideH w:val="single" w:sz="4" w:space="0" w:color="000000"/>
-          <w:insideV w:val="single" w:sz="4" w:space="0" w:color="000000"/>
-        </w:tblBorders>
-        <w:tblW w:w="5000" w:type="pct"/>
-      </w:tblPr>
-      <w:tblGrid>
-        <w:gridCol w:w="2493"/>
-        <w:gridCol w:w="2493"/>
-        <w:gridCol w:w="2493"/>
-        <w:gridCol w:w="2493"/>
-      </w:tblGrid>
       <w:tr>
         <w:tc>
           <w:tcPr>
-            <w:tcW w:type="dxa" w:w="2493"/>
+            <w:tcW w:type="dxa" w:w="9970"/>
+            <w:gridSpan w:val="10"/>
+            <w:shd w:val="clear" w:color="auto" w:fill="D9D9D9"/>
+          </w:tcPr>
+          <w:p>
+            <w:pPr>
+              <w:spacing w:before="20" w:after="20"/>
+            </w:pPr>
+            <w:r>
+              <w:rPr>
+                <w:rFonts w:ascii="Aptos" w:hAnsi="Aptos"/>
+                <w:b w:val="0"/>
+                <w:i w:val="0"/>
+                <w:sz w:val="16"/>
+              </w:rPr>
+              <w:t>Wymiar godzinowy (liczba godzin w semestrze)</w:t>
+            </w:r>
+          </w:p>
+        </w:tc>
+      </w:tr>
+      <w:tr>
+        <w:tc>
+          <w:tcPr>
+            <w:tcW w:type="dxa" w:w="1994"/>
+            <w:gridSpan w:val="2"/>
             <w:shd w:val="clear" w:color="auto" w:fill="D9D9D9"/>
           </w:tcPr>
           <w:p>
@@ -749,7 +762,8 @@
         </w:tc>
         <w:tc>
           <w:tcPr>
-            <w:tcW w:type="dxa" w:w="2493"/>
+            <w:tcW w:type="dxa" w:w="2991"/>
+            <w:gridSpan w:val="3"/>
             <w:shd w:val="clear" w:color="auto" w:fill="D9D9D9"/>
           </w:tcPr>
           <w:p>
@@ -769,7 +783,8 @@
         </w:tc>
         <w:tc>
           <w:tcPr>
-            <w:tcW w:type="dxa" w:w="2493"/>
+            <w:tcW w:type="dxa" w:w="2991"/>
+            <w:gridSpan w:val="3"/>
             <w:shd w:val="clear" w:color="auto" w:fill="D9D9D9"/>
           </w:tcPr>
           <w:p>
@@ -789,7 +804,8 @@
         </w:tc>
         <w:tc>
           <w:tcPr>
-            <w:tcW w:type="dxa" w:w="2493"/>
+            <w:tcW w:type="dxa" w:w="1994"/>
+            <w:gridSpan w:val="2"/>
             <w:shd w:val="clear" w:color="auto" w:fill="D9D9D9"/>
           </w:tcPr>
           <w:p>
@@ -811,7 +827,8 @@
       <w:tr>
         <w:tc>
           <w:tcPr>
-            <w:tcW w:type="dxa" w:w="2493"/>
+            <w:tcW w:type="dxa" w:w="1994"/>
+            <w:gridSpan w:val="2"/>
           </w:tcPr>
           <w:p>
             <w:pPr>
@@ -830,7 +847,8 @@
         </w:tc>
         <w:tc>
           <w:tcPr>
-            <w:tcW w:type="dxa" w:w="2493"/>
+            <w:tcW w:type="dxa" w:w="2991"/>
+            <w:gridSpan w:val="3"/>
           </w:tcPr>
           <w:p>
             <w:pPr>
@@ -849,7 +867,8 @@
         </w:tc>
         <w:tc>
           <w:tcPr>
-            <w:tcW w:type="dxa" w:w="2493"/>
+            <w:tcW w:type="dxa" w:w="2991"/>
+            <w:gridSpan w:val="3"/>
           </w:tcPr>
           <w:p>
             <w:pPr>
@@ -868,7 +887,8 @@
         </w:tc>
         <w:tc>
           <w:tcPr>
-            <w:tcW w:type="dxa" w:w="2493"/>
+            <w:tcW w:type="dxa" w:w="1994"/>
+            <w:gridSpan w:val="2"/>
           </w:tcPr>
           <w:p>
             <w:pPr>
@@ -886,30 +906,34 @@
           </w:p>
         </w:tc>
       </w:tr>
-    </w:tbl>
-    <w:tbl>
-      <w:tblPr>
-        <w:tblW w:type="auto" w:w="0"/>
-        <w:tblLook w:firstColumn="1" w:firstRow="1" w:lastColumn="0" w:lastRow="0" w:noHBand="0" w:noVBand="1" w:val="04A0"/>
-        <w:tblBorders>
-          <w:top w:val="single" w:sz="4" w:space="0" w:color="000000"/>
-          <w:left w:val="single" w:sz="4" w:space="0" w:color="000000"/>
-          <w:bottom w:val="single" w:sz="4" w:space="0" w:color="000000"/>
-          <w:right w:val="single" w:sz="4" w:space="0" w:color="000000"/>
-          <w:insideH w:val="single" w:sz="4" w:space="0" w:color="000000"/>
-          <w:insideV w:val="single" w:sz="4" w:space="0" w:color="000000"/>
-        </w:tblBorders>
-        <w:tblW w:w="5000" w:type="pct"/>
-      </w:tblPr>
-      <w:tblGrid>
-        <w:gridCol w:w="3324"/>
-        <w:gridCol w:w="3324"/>
-        <w:gridCol w:w="3324"/>
-      </w:tblGrid>
       <w:tr>
         <w:tc>
           <w:tcPr>
-            <w:tcW w:type="dxa" w:w="3324"/>
+            <w:tcW w:type="dxa" w:w="9970"/>
+            <w:gridSpan w:val="10"/>
+            <w:shd w:val="clear" w:color="auto" w:fill="D9D9D9"/>
+          </w:tcPr>
+          <w:p>
+            <w:pPr>
+              <w:spacing w:before="20" w:after="20"/>
+            </w:pPr>
+            <w:r>
+              <w:rPr>
+                <w:rFonts w:ascii="Aptos" w:hAnsi="Aptos"/>
+                <w:b/>
+                <w:i w:val="0"/>
+                <w:sz w:val="22"/>
+              </w:rPr>
+              <w:t>Bilans ECTS</w:t>
+            </w:r>
+          </w:p>
+        </w:tc>
+      </w:tr>
+      <w:tr>
+        <w:tc>
+          <w:tcPr>
+            <w:tcW w:type="dxa" w:w="4985"/>
+            <w:gridSpan w:val="5"/>
             <w:shd w:val="clear" w:color="auto" w:fill="D9D9D9"/>
           </w:tcPr>
           <w:p>
@@ -929,7 +953,8 @@
         </w:tc>
         <w:tc>
           <w:tcPr>
-            <w:tcW w:type="dxa" w:w="3324"/>
+            <w:tcW w:type="dxa" w:w="2991"/>
+            <w:gridSpan w:val="3"/>
             <w:shd w:val="clear" w:color="auto" w:fill="D9D9D9"/>
           </w:tcPr>
           <w:p>
@@ -949,7 +974,8 @@
         </w:tc>
         <w:tc>
           <w:tcPr>
-            <w:tcW w:type="dxa" w:w="3324"/>
+            <w:tcW w:type="dxa" w:w="1994"/>
+            <w:gridSpan w:val="2"/>
             <w:shd w:val="clear" w:color="auto" w:fill="D9D9D9"/>
           </w:tcPr>
           <w:p>
@@ -971,7 +997,8 @@
       <w:tr>
         <w:tc>
           <w:tcPr>
-            <w:tcW w:type="dxa" w:w="3324"/>
+            <w:tcW w:type="dxa" w:w="4985"/>
+            <w:gridSpan w:val="5"/>
           </w:tcPr>
           <w:p>
             <w:pPr>
@@ -990,7 +1017,8 @@
         </w:tc>
         <w:tc>
           <w:tcPr>
-            <w:tcW w:type="dxa" w:w="3324"/>
+            <w:tcW w:type="dxa" w:w="2991"/>
+            <w:gridSpan w:val="3"/>
           </w:tcPr>
           <w:p>
             <w:pPr>
@@ -1009,7 +1037,8 @@
         </w:tc>
         <w:tc>
           <w:tcPr>
-            <w:tcW w:type="dxa" w:w="3324"/>
+            <w:tcW w:type="dxa" w:w="1994"/>
+            <w:gridSpan w:val="2"/>
           </w:tcPr>
           <w:p>
             <w:pPr>
@@ -1030,7 +1059,8 @@
       <w:tr>
         <w:tc>
           <w:tcPr>
-            <w:tcW w:type="dxa" w:w="3324"/>
+            <w:tcW w:type="dxa" w:w="4985"/>
+            <w:gridSpan w:val="5"/>
           </w:tcPr>
           <w:p>
             <w:pPr>
@@ -1049,7 +1079,8 @@
         </w:tc>
         <w:tc>
           <w:tcPr>
-            <w:tcW w:type="dxa" w:w="3324"/>
+            <w:tcW w:type="dxa" w:w="2991"/>
+            <w:gridSpan w:val="3"/>
           </w:tcPr>
           <w:p>
             <w:pPr>
@@ -1068,7 +1099,8 @@
         </w:tc>
         <w:tc>
           <w:tcPr>
-            <w:tcW w:type="dxa" w:w="3324"/>
+            <w:tcW w:type="dxa" w:w="1994"/>
+            <w:gridSpan w:val="2"/>
           </w:tcPr>
           <w:p>
             <w:pPr>
@@ -1089,7 +1121,29 @@
       <w:tr>
         <w:tc>
           <w:tcPr>
-            <w:tcW w:type="dxa" w:w="3324"/>
+            <w:tcW w:type="dxa" w:w="4985"/>
+            <w:gridSpan w:val="5"/>
+            <w:shd w:val="clear" w:color="auto" w:fill="D9D9D9"/>
+          </w:tcPr>
+          <w:p>
+            <w:pPr>
+              <w:spacing w:before="20" w:after="20"/>
+            </w:pPr>
+            <w:r>
+              <w:rPr>
+                <w:rFonts w:ascii="Aptos" w:hAnsi="Aptos"/>
+                <w:b/>
+                <w:i w:val="0"/>
+                <w:sz w:val="16"/>
+              </w:rPr>
+              <w:t>Opis samodzielnej pracy studenta</w:t>
+            </w:r>
+          </w:p>
+        </w:tc>
+        <w:tc>
+          <w:tcPr>
+            <w:tcW w:type="dxa" w:w="4985"/>
+            <w:gridSpan w:val="5"/>
           </w:tcPr>
           <w:p>
             <w:pPr>
@@ -1102,45 +1156,6 @@
                 <w:i w:val="0"/>
                 <w:sz w:val="22"/>
               </w:rPr>
-              <w:t>Suma</w:t>
-            </w:r>
-          </w:p>
-        </w:tc>
-        <w:tc>
-          <w:tcPr>
-            <w:tcW w:type="dxa" w:w="3324"/>
-          </w:tcPr>
-          <w:p>
-            <w:pPr>
-              <w:spacing w:before="20" w:after="20"/>
-            </w:pPr>
-            <w:r>
-              <w:rPr>
-                <w:rFonts w:ascii="Aptos" w:hAnsi="Aptos"/>
-                <w:b w:val="0"/>
-                <w:i w:val="0"/>
-                <w:sz w:val="22"/>
-              </w:rPr>
-              <w:t>125</w:t>
-            </w:r>
-          </w:p>
-        </w:tc>
-        <w:tc>
-          <w:tcPr>
-            <w:tcW w:type="dxa" w:w="3324"/>
-          </w:tcPr>
-          <w:p>
-            <w:pPr>
-              <w:spacing w:before="20" w:after="20"/>
-            </w:pPr>
-            <w:r>
-              <w:rPr>
-                <w:rFonts w:ascii="Aptos" w:hAnsi="Aptos"/>
-                <w:b w:val="0"/>
-                <w:i w:val="0"/>
-                <w:sz w:val="22"/>
-              </w:rPr>
-              <w:t>5</w:t>
             </w:r>
           </w:p>
         </w:tc>
@@ -2061,14 +2076,14 @@
         <w:tblW w:w="5000" w:type="pct"/>
       </w:tblPr>
       <w:tblGrid>
-        <w:gridCol w:w="3324"/>
-        <w:gridCol w:w="3324"/>
-        <w:gridCol w:w="3324"/>
+        <w:gridCol w:w="680"/>
+        <w:gridCol w:w="4536"/>
+        <w:gridCol w:w="4252"/>
       </w:tblGrid>
       <w:tr>
         <w:tc>
           <w:tcPr>
-            <w:tcW w:type="dxa" w:w="9972"/>
+            <w:tcW w:type="dxa" w:w="9468"/>
             <w:gridSpan w:val="3"/>
             <w:shd w:val="clear" w:color="auto" w:fill="D9D9D9"/>
           </w:tcPr>
@@ -2091,7 +2106,7 @@
       <w:tr>
         <w:tc>
           <w:tcPr>
-            <w:tcW w:type="dxa" w:w="3324"/>
+            <w:tcW w:type="dxa" w:w="680"/>
             <w:shd w:val="clear" w:color="auto" w:fill="D9D9D9"/>
           </w:tcPr>
           <w:p>
@@ -2111,7 +2126,7 @@
         </w:tc>
         <w:tc>
           <w:tcPr>
-            <w:tcW w:type="dxa" w:w="3324"/>
+            <w:tcW w:type="dxa" w:w="4536"/>
             <w:shd w:val="clear" w:color="auto" w:fill="D9D9D9"/>
           </w:tcPr>
           <w:p>
@@ -2131,7 +2146,7 @@
         </w:tc>
         <w:tc>
           <w:tcPr>
-            <w:tcW w:type="dxa" w:w="3324"/>
+            <w:tcW w:type="dxa" w:w="4252"/>
             <w:shd w:val="clear" w:color="auto" w:fill="D9D9D9"/>
           </w:tcPr>
           <w:p>
@@ -2153,7 +2168,7 @@
       <w:tr>
         <w:tc>
           <w:tcPr>
-            <w:tcW w:type="dxa" w:w="3324"/>
+            <w:tcW w:type="dxa" w:w="680"/>
           </w:tcPr>
           <w:p>
             <w:pPr>
@@ -2172,7 +2187,7 @@
         </w:tc>
         <w:tc>
           <w:tcPr>
-            <w:tcW w:type="dxa" w:w="3324"/>
+            <w:tcW w:type="dxa" w:w="4536"/>
           </w:tcPr>
           <w:p>
             <w:pPr>
@@ -2191,7 +2206,7 @@
         </w:tc>
         <w:tc>
           <w:tcPr>
-            <w:tcW w:type="dxa" w:w="3324"/>
+            <w:tcW w:type="dxa" w:w="4252"/>
           </w:tcPr>
           <w:p>
             <w:pPr>
@@ -2211,7 +2226,7 @@
       <w:tr>
         <w:tc>
           <w:tcPr>
-            <w:tcW w:type="dxa" w:w="3324"/>
+            <w:tcW w:type="dxa" w:w="680"/>
           </w:tcPr>
           <w:p>
             <w:pPr>
@@ -2230,7 +2245,7 @@
         </w:tc>
         <w:tc>
           <w:tcPr>
-            <w:tcW w:type="dxa" w:w="3324"/>
+            <w:tcW w:type="dxa" w:w="4536"/>
           </w:tcPr>
           <w:p>
             <w:pPr>
@@ -2249,7 +2264,7 @@
         </w:tc>
         <w:tc>
           <w:tcPr>
-            <w:tcW w:type="dxa" w:w="3324"/>
+            <w:tcW w:type="dxa" w:w="4252"/>
           </w:tcPr>
           <w:p>
             <w:pPr>
@@ -2269,7 +2284,7 @@
       <w:tr>
         <w:tc>
           <w:tcPr>
-            <w:tcW w:type="dxa" w:w="3324"/>
+            <w:tcW w:type="dxa" w:w="680"/>
           </w:tcPr>
           <w:p>
             <w:pPr>
@@ -2288,7 +2303,7 @@
         </w:tc>
         <w:tc>
           <w:tcPr>
-            <w:tcW w:type="dxa" w:w="3324"/>
+            <w:tcW w:type="dxa" w:w="4536"/>
           </w:tcPr>
           <w:p>
             <w:pPr>
@@ -2307,7 +2322,7 @@
         </w:tc>
         <w:tc>
           <w:tcPr>
-            <w:tcW w:type="dxa" w:w="3324"/>
+            <w:tcW w:type="dxa" w:w="4252"/>
           </w:tcPr>
           <w:p>
             <w:pPr>
@@ -2327,7 +2342,7 @@
       <w:tr>
         <w:tc>
           <w:tcPr>
-            <w:tcW w:type="dxa" w:w="3324"/>
+            <w:tcW w:type="dxa" w:w="680"/>
           </w:tcPr>
           <w:p>
             <w:pPr>
@@ -2346,7 +2361,7 @@
         </w:tc>
         <w:tc>
           <w:tcPr>
-            <w:tcW w:type="dxa" w:w="3324"/>
+            <w:tcW w:type="dxa" w:w="4536"/>
           </w:tcPr>
           <w:p>
             <w:pPr>
@@ -2365,7 +2380,7 @@
         </w:tc>
         <w:tc>
           <w:tcPr>
-            <w:tcW w:type="dxa" w:w="3324"/>
+            <w:tcW w:type="dxa" w:w="4252"/>
           </w:tcPr>
           <w:p>
             <w:pPr>
@@ -2385,7 +2400,7 @@
       <w:tr>
         <w:tc>
           <w:tcPr>
-            <w:tcW w:type="dxa" w:w="3324"/>
+            <w:tcW w:type="dxa" w:w="680"/>
           </w:tcPr>
           <w:p>
             <w:pPr>
@@ -2404,7 +2419,7 @@
         </w:tc>
         <w:tc>
           <w:tcPr>
-            <w:tcW w:type="dxa" w:w="3324"/>
+            <w:tcW w:type="dxa" w:w="4536"/>
           </w:tcPr>
           <w:p>
             <w:pPr>
@@ -2423,7 +2438,7 @@
         </w:tc>
         <w:tc>
           <w:tcPr>
-            <w:tcW w:type="dxa" w:w="3324"/>
+            <w:tcW w:type="dxa" w:w="4252"/>
           </w:tcPr>
           <w:p>
             <w:pPr>
@@ -2443,7 +2458,7 @@
       <w:tr>
         <w:tc>
           <w:tcPr>
-            <w:tcW w:type="dxa" w:w="3324"/>
+            <w:tcW w:type="dxa" w:w="680"/>
           </w:tcPr>
           <w:p>
             <w:pPr>
@@ -2462,7 +2477,7 @@
         </w:tc>
         <w:tc>
           <w:tcPr>
-            <w:tcW w:type="dxa" w:w="3324"/>
+            <w:tcW w:type="dxa" w:w="4536"/>
           </w:tcPr>
           <w:p>
             <w:pPr>
@@ -2481,7 +2496,7 @@
         </w:tc>
         <w:tc>
           <w:tcPr>
-            <w:tcW w:type="dxa" w:w="3324"/>
+            <w:tcW w:type="dxa" w:w="4252"/>
           </w:tcPr>
           <w:p>
             <w:pPr>
@@ -2501,7 +2516,7 @@
       <w:tr>
         <w:tc>
           <w:tcPr>
-            <w:tcW w:type="dxa" w:w="3324"/>
+            <w:tcW w:type="dxa" w:w="680"/>
           </w:tcPr>
           <w:p>
             <w:pPr>
@@ -2520,7 +2535,7 @@
         </w:tc>
         <w:tc>
           <w:tcPr>
-            <w:tcW w:type="dxa" w:w="3324"/>
+            <w:tcW w:type="dxa" w:w="4536"/>
           </w:tcPr>
           <w:p>
             <w:pPr>
@@ -2539,7 +2554,7 @@
         </w:tc>
         <w:tc>
           <w:tcPr>
-            <w:tcW w:type="dxa" w:w="3324"/>
+            <w:tcW w:type="dxa" w:w="4252"/>
           </w:tcPr>
           <w:p>
             <w:pPr>
@@ -2559,7 +2574,7 @@
       <w:tr>
         <w:tc>
           <w:tcPr>
-            <w:tcW w:type="dxa" w:w="3324"/>
+            <w:tcW w:type="dxa" w:w="680"/>
           </w:tcPr>
           <w:p>
             <w:pPr>
@@ -2578,7 +2593,7 @@
         </w:tc>
         <w:tc>
           <w:tcPr>
-            <w:tcW w:type="dxa" w:w="3324"/>
+            <w:tcW w:type="dxa" w:w="4536"/>
           </w:tcPr>
           <w:p>
             <w:pPr>
@@ -2597,7 +2612,7 @@
         </w:tc>
         <w:tc>
           <w:tcPr>
-            <w:tcW w:type="dxa" w:w="3324"/>
+            <w:tcW w:type="dxa" w:w="4252"/>
           </w:tcPr>
           <w:p>
             <w:pPr>
@@ -2617,7 +2632,7 @@
       <w:tr>
         <w:tc>
           <w:tcPr>
-            <w:tcW w:type="dxa" w:w="3324"/>
+            <w:tcW w:type="dxa" w:w="680"/>
           </w:tcPr>
           <w:p>
             <w:pPr>
@@ -2636,7 +2651,7 @@
         </w:tc>
         <w:tc>
           <w:tcPr>
-            <w:tcW w:type="dxa" w:w="3324"/>
+            <w:tcW w:type="dxa" w:w="4536"/>
           </w:tcPr>
           <w:p>
             <w:pPr>
@@ -2655,7 +2670,7 @@
         </w:tc>
         <w:tc>
           <w:tcPr>
-            <w:tcW w:type="dxa" w:w="3324"/>
+            <w:tcW w:type="dxa" w:w="4252"/>
           </w:tcPr>
           <w:p>
             <w:pPr>
@@ -2675,7 +2690,7 @@
       <w:tr>
         <w:tc>
           <w:tcPr>
-            <w:tcW w:type="dxa" w:w="3324"/>
+            <w:tcW w:type="dxa" w:w="680"/>
           </w:tcPr>
           <w:p>
             <w:pPr>
@@ -2694,7 +2709,7 @@
         </w:tc>
         <w:tc>
           <w:tcPr>
-            <w:tcW w:type="dxa" w:w="3324"/>
+            <w:tcW w:type="dxa" w:w="4536"/>
           </w:tcPr>
           <w:p>
             <w:pPr>
@@ -2713,7 +2728,7 @@
         </w:tc>
         <w:tc>
           <w:tcPr>
-            <w:tcW w:type="dxa" w:w="3324"/>
+            <w:tcW w:type="dxa" w:w="4252"/>
           </w:tcPr>
           <w:p>
             <w:pPr>
@@ -2733,7 +2748,7 @@
       <w:tr>
         <w:tc>
           <w:tcPr>
-            <w:tcW w:type="dxa" w:w="3324"/>
+            <w:tcW w:type="dxa" w:w="680"/>
           </w:tcPr>
           <w:p>
             <w:pPr>
@@ -2752,7 +2767,7 @@
         </w:tc>
         <w:tc>
           <w:tcPr>
-            <w:tcW w:type="dxa" w:w="3324"/>
+            <w:tcW w:type="dxa" w:w="4536"/>
           </w:tcPr>
           <w:p>
             <w:pPr>
@@ -2771,7 +2786,7 @@
         </w:tc>
         <w:tc>
           <w:tcPr>
-            <w:tcW w:type="dxa" w:w="3324"/>
+            <w:tcW w:type="dxa" w:w="4252"/>
           </w:tcPr>
           <w:p>
             <w:pPr>
@@ -2791,7 +2806,7 @@
       <w:tr>
         <w:tc>
           <w:tcPr>
-            <w:tcW w:type="dxa" w:w="3324"/>
+            <w:tcW w:type="dxa" w:w="680"/>
           </w:tcPr>
           <w:p>
             <w:pPr>
@@ -2810,7 +2825,7 @@
         </w:tc>
         <w:tc>
           <w:tcPr>
-            <w:tcW w:type="dxa" w:w="3324"/>
+            <w:tcW w:type="dxa" w:w="4536"/>
           </w:tcPr>
           <w:p>
             <w:pPr>
@@ -2829,7 +2844,7 @@
         </w:tc>
         <w:tc>
           <w:tcPr>
-            <w:tcW w:type="dxa" w:w="3324"/>
+            <w:tcW w:type="dxa" w:w="4252"/>
           </w:tcPr>
           <w:p>
             <w:pPr>
@@ -2849,7 +2864,7 @@
       <w:tr>
         <w:tc>
           <w:tcPr>
-            <w:tcW w:type="dxa" w:w="3324"/>
+            <w:tcW w:type="dxa" w:w="680"/>
           </w:tcPr>
           <w:p>
             <w:pPr>
@@ -2868,7 +2883,7 @@
         </w:tc>
         <w:tc>
           <w:tcPr>
-            <w:tcW w:type="dxa" w:w="3324"/>
+            <w:tcW w:type="dxa" w:w="4536"/>
           </w:tcPr>
           <w:p>
             <w:pPr>
@@ -2887,7 +2902,7 @@
         </w:tc>
         <w:tc>
           <w:tcPr>
-            <w:tcW w:type="dxa" w:w="3324"/>
+            <w:tcW w:type="dxa" w:w="4252"/>
           </w:tcPr>
           <w:p>
             <w:pPr>
@@ -2907,7 +2922,7 @@
       <w:tr>
         <w:tc>
           <w:tcPr>
-            <w:tcW w:type="dxa" w:w="3324"/>
+            <w:tcW w:type="dxa" w:w="680"/>
           </w:tcPr>
           <w:p>
             <w:pPr>
@@ -2926,7 +2941,7 @@
         </w:tc>
         <w:tc>
           <w:tcPr>
-            <w:tcW w:type="dxa" w:w="3324"/>
+            <w:tcW w:type="dxa" w:w="4536"/>
           </w:tcPr>
           <w:p>
             <w:pPr>
@@ -2945,7 +2960,7 @@
         </w:tc>
         <w:tc>
           <w:tcPr>
-            <w:tcW w:type="dxa" w:w="3324"/>
+            <w:tcW w:type="dxa" w:w="4252"/>
           </w:tcPr>
           <w:p>
             <w:pPr>
@@ -2965,7 +2980,7 @@
       <w:tr>
         <w:tc>
           <w:tcPr>
-            <w:tcW w:type="dxa" w:w="3324"/>
+            <w:tcW w:type="dxa" w:w="680"/>
           </w:tcPr>
           <w:p>
             <w:pPr>
@@ -2984,7 +2999,7 @@
         </w:tc>
         <w:tc>
           <w:tcPr>
-            <w:tcW w:type="dxa" w:w="3324"/>
+            <w:tcW w:type="dxa" w:w="4536"/>
           </w:tcPr>
           <w:p>
             <w:pPr>
@@ -3003,7 +3018,7 @@
         </w:tc>
         <w:tc>
           <w:tcPr>
-            <w:tcW w:type="dxa" w:w="3324"/>
+            <w:tcW w:type="dxa" w:w="4252"/>
           </w:tcPr>
           <w:p>
             <w:pPr>
@@ -3456,6 +3471,7 @@
                 <w:i w:val="0"/>
                 <w:sz w:val="22"/>
               </w:rPr>
+              <w:t>Wykład – egzamin pisemny:; Egzamin pisemny zawierający pytania otwarte i zamknięte sprawdzające wiedzę teoretyczną z zakresu zarządzania infrastrukturą chmurową, narzędzi IaC oraz usług AWS i OpenStack. Warunkiem zaliczenia jest uzyskanie co najmniej 51% punktów.; Skala ocen: 51–60% – 3.0, 61–70% – 3.5, 71–80% – 4.0, 81–90% – 4.5, 91–100% – 5.0.; Laboratorium – zaliczenie z oceną:; Ocena ciągła na podstawie sprawozdań z zajęć laboratoryjnych (40% oceny końcowej laboratorium).; Projekt końcowy: zaprojektowanie i zaimplementowanie infrastruktury wielowarstwowej aplikacji webowej (sieć, serwery, bazy danych, load balancer) przy użyciu Terraform oraz Ansible, wdrożonej na LocalStack lub OpenStack (60% oceny końcowej laboratorium).; Warunkiem zaliczenia laboratorium jest oddanie wszystkich sprawozdań oraz obrona projektu końcowego.; Ocena końcowa przedmiotu: średnia ważona oceny z egzaminu (60%) i oceny z laboratorium (40%).</w:t>
             </w:r>
           </w:p>
         </w:tc>
@@ -3513,6 +3529,7 @@
                 <w:i w:val="0"/>
                 <w:sz w:val="22"/>
               </w:rPr>
+              <w:t>Wykład – egzamin pisemny:; Egzamin pisemny zawierający pytania otwarte i zamknięte sprawdzające wiedzę teoretyczną z zakresu zarządzania infrastrukturą chmurową, narzędzi IaC oraz usług AWS i OpenStack. Warunkiem zaliczenia jest uzyskanie co najmniej 51% punktów.; Skala ocen: 51–60% – 3.0, 61–70% – 3.5, 71–80% – 4.0, 81–90% – 4.5, 91–100% – 5.0.; Laboratorium – zaliczenie z oceną:; Ocena ciągła na podstawie sprawozdań z zajęć laboratoryjnych (40% oceny końcowej laboratorium).; Projekt końcowy: zaprojektowanie i zaimplementowanie infrastruktury wielowarstwowej aplikacji webowej (sieć, serwery, bazy danych, load balancer) przy użyciu Terraform oraz Ansible, wdrożonej na LocalStack lub OpenStack (60% oceny końcowej laboratorium).; Warunkiem zaliczenia laboratorium jest oddanie wszystkich sprawozdań oraz obrona projektu końcowego.; Ocena końcowa przedmiotu: średnia ważona oceny z egzaminu (60%) i oceny z laboratorium (40%).</w:t>
             </w:r>
           </w:p>
         </w:tc>
@@ -3570,6 +3587,7 @@
                 <w:i w:val="0"/>
                 <w:sz w:val="22"/>
               </w:rPr>
+              <w:t>Wykład – egzamin pisemny:; Egzamin pisemny zawierający pytania otwarte i zamknięte sprawdzające wiedzę teoretyczną z zakresu zarządzania infrastrukturą chmurową, narzędzi IaC oraz usług AWS i OpenStack. Warunkiem zaliczenia jest uzyskanie co najmniej 51% punktów.; Skala ocen: 51–60% – 3.0, 61–70% – 3.5, 71–80% – 4.0, 81–90% – 4.5, 91–100% – 5.0.; Laboratorium – zaliczenie z oceną:; Ocena ciągła na podstawie sprawozdań z zajęć laboratoryjnych (40% oceny końcowej laboratorium).; Projekt końcowy: zaprojektowanie i zaimplementowanie infrastruktury wielowarstwowej aplikacji webowej (sieć, serwery, bazy danych, load balancer) przy użyciu Terraform oraz Ansible, wdrożonej na LocalStack lub OpenStack (60% oceny końcowej laboratorium).; Warunkiem zaliczenia laboratorium jest oddanie wszystkich sprawozdań oraz obrona projektu końcowego.; Ocena końcowa przedmiotu: średnia ważona oceny z egzaminu (60%) i oceny z laboratorium (40%).</w:t>
             </w:r>
           </w:p>
         </w:tc>
@@ -3627,6 +3645,7 @@
                 <w:i w:val="0"/>
                 <w:sz w:val="22"/>
               </w:rPr>
+              <w:t>Wykład – egzamin pisemny:; Egzamin pisemny zawierający pytania otwarte i zamknięte sprawdzające wiedzę teoretyczną z zakresu zarządzania infrastrukturą chmurową, narzędzi IaC oraz usług AWS i OpenStack. Warunkiem zaliczenia jest uzyskanie co najmniej 51% punktów.; Skala ocen: 51–60% – 3.0, 61–70% – 3.5, 71–80% – 4.0, 81–90% – 4.5, 91–100% – 5.0.; Laboratorium – zaliczenie z oceną:; Ocena ciągła na podstawie sprawozdań z zajęć laboratoryjnych (40% oceny końcowej laboratorium).; Projekt końcowy: zaprojektowanie i zaimplementowanie infrastruktury wielowarstwowej aplikacji webowej (sieć, serwery, bazy danych, load balancer) przy użyciu Terraform oraz Ansible, wdrożonej na LocalStack lub OpenStack (60% oceny końcowej laboratorium).; Warunkiem zaliczenia laboratorium jest oddanie wszystkich sprawozdań oraz obrona projektu końcowego.; Ocena końcowa przedmiotu: średnia ważona oceny z egzaminu (60%) i oceny z laboratorium (40%).</w:t>
             </w:r>
           </w:p>
         </w:tc>
@@ -3684,6 +3703,7 @@
                 <w:i w:val="0"/>
                 <w:sz w:val="22"/>
               </w:rPr>
+              <w:t>Wykład – egzamin pisemny:; Egzamin pisemny zawierający pytania otwarte i zamknięte sprawdzające wiedzę teoretyczną z zakresu zarządzania infrastrukturą chmurową, narzędzi IaC oraz usług AWS i OpenStack. Warunkiem zaliczenia jest uzyskanie co najmniej 51% punktów.; Skala ocen: 51–60% – 3.0, 61–70% – 3.5, 71–80% – 4.0, 81–90% – 4.5, 91–100% – 5.0.; Laboratorium – zaliczenie z oceną:; Ocena ciągła na podstawie sprawozdań z zajęć laboratoryjnych (40% oceny końcowej laboratorium).; Projekt końcowy: zaprojektowanie i zaimplementowanie infrastruktury wielowarstwowej aplikacji webowej (sieć, serwery, bazy danych, load balancer) przy użyciu Terraform oraz Ansible, wdrożonej na LocalStack lub OpenStack (60% oceny końcowej laboratorium).; Warunkiem zaliczenia laboratorium jest oddanie wszystkich sprawozdań oraz obrona projektu końcowego.; Ocena końcowa przedmiotu: średnia ważona oceny z egzaminu (60%) i oceny z laboratorium (40%).</w:t>
             </w:r>
           </w:p>
         </w:tc>
@@ -3741,6 +3761,7 @@
                 <w:i w:val="0"/>
                 <w:sz w:val="22"/>
               </w:rPr>
+              <w:t>Wykład – egzamin pisemny:; Egzamin pisemny zawierający pytania otwarte i zamknięte sprawdzające wiedzę teoretyczną z zakresu zarządzania infrastrukturą chmurową, narzędzi IaC oraz usług AWS i OpenStack. Warunkiem zaliczenia jest uzyskanie co najmniej 51% punktów.; Skala ocen: 51–60% – 3.0, 61–70% – 3.5, 71–80% – 4.0, 81–90% – 4.5, 91–100% – 5.0.; Laboratorium – zaliczenie z oceną:; Ocena ciągła na podstawie sprawozdań z zajęć laboratoryjnych (40% oceny końcowej laboratorium).; Projekt końcowy: zaprojektowanie i zaimplementowanie infrastruktury wielowarstwowej aplikacji webowej (sieć, serwery, bazy danych, load balancer) przy użyciu Terraform oraz Ansible, wdrożonej na LocalStack lub OpenStack (60% oceny końcowej laboratorium).; Warunkiem zaliczenia laboratorium jest oddanie wszystkich sprawozdań oraz obrona projektu końcowego.; Ocena końcowa przedmiotu: średnia ważona oceny z egzaminu (60%) i oceny z laboratorium (40%).</w:t>
             </w:r>
           </w:p>
         </w:tc>
@@ -3798,6 +3819,7 @@
                 <w:i w:val="0"/>
                 <w:sz w:val="22"/>
               </w:rPr>
+              <w:t>Wykład – egzamin pisemny:; Egzamin pisemny zawierający pytania otwarte i zamknięte sprawdzające wiedzę teoretyczną z zakresu zarządzania infrastrukturą chmurową, narzędzi IaC oraz usług AWS i OpenStack. Warunkiem zaliczenia jest uzyskanie co najmniej 51% punktów.; Skala ocen: 51–60% – 3.0, 61–70% – 3.5, 71–80% – 4.0, 81–90% – 4.5, 91–100% – 5.0.; Laboratorium – zaliczenie z oceną:; Ocena ciągła na podstawie sprawozdań z zajęć laboratoryjnych (40% oceny końcowej laboratorium).; Projekt końcowy: zaprojektowanie i zaimplementowanie infrastruktury wielowarstwowej aplikacji webowej (sieć, serwery, bazy danych, load balancer) przy użyciu Terraform oraz Ansible, wdrożonej na LocalStack lub OpenStack (60% oceny końcowej laboratorium).; Warunkiem zaliczenia laboratorium jest oddanie wszystkich sprawozdań oraz obrona projektu końcowego.; Ocena końcowa przedmiotu: średnia ważona oceny z egzaminu (60%) i oceny z laboratorium (40%).</w:t>
             </w:r>
           </w:p>
         </w:tc>
@@ -3855,6 +3877,7 @@
                 <w:i w:val="0"/>
                 <w:sz w:val="22"/>
               </w:rPr>
+              <w:t>Wykład – egzamin pisemny:; Egzamin pisemny zawierający pytania otwarte i zamknięte sprawdzające wiedzę teoretyczną z zakresu zarządzania infrastrukturą chmurową, narzędzi IaC oraz usług AWS i OpenStack. Warunkiem zaliczenia jest uzyskanie co najmniej 51% punktów.; Skala ocen: 51–60% – 3.0, 61–70% – 3.5, 71–80% – 4.0, 81–90% – 4.5, 91–100% – 5.0.; Laboratorium – zaliczenie z oceną:; Ocena ciągła na podstawie sprawozdań z zajęć laboratoryjnych (40% oceny końcowej laboratorium).; Projekt końcowy: zaprojektowanie i zaimplementowanie infrastruktury wielowarstwowej aplikacji webowej (sieć, serwery, bazy danych, load balancer) przy użyciu Terraform oraz Ansible, wdrożonej na LocalStack lub OpenStack (60% oceny końcowej laboratorium).; Warunkiem zaliczenia laboratorium jest oddanie wszystkich sprawozdań oraz obrona projektu końcowego.; Ocena końcowa przedmiotu: średnia ważona oceny z egzaminu (60%) i oceny z laboratorium (40%).</w:t>
             </w:r>
           </w:p>
         </w:tc>
@@ -3912,6 +3935,7 @@
                 <w:i w:val="0"/>
                 <w:sz w:val="22"/>
               </w:rPr>
+              <w:t>Wykład – egzamin pisemny:; Egzamin pisemny zawierający pytania otwarte i zamknięte sprawdzające wiedzę teoretyczną z zakresu zarządzania infrastrukturą chmurową, narzędzi IaC oraz usług AWS i OpenStack. Warunkiem zaliczenia jest uzyskanie co najmniej 51% punktów.; Skala ocen: 51–60% – 3.0, 61–70% – 3.5, 71–80% – 4.0, 81–90% – 4.5, 91–100% – 5.0.; Laboratorium – zaliczenie z oceną:; Ocena ciągła na podstawie sprawozdań z zajęć laboratoryjnych (40% oceny końcowej laboratorium).; Projekt końcowy: zaprojektowanie i zaimplementowanie infrastruktury wielowarstwowej aplikacji webowej (sieć, serwery, bazy danych, load balancer) przy użyciu Terraform oraz Ansible, wdrożonej na LocalStack lub OpenStack (60% oceny końcowej laboratorium).; Warunkiem zaliczenia laboratorium jest oddanie wszystkich sprawozdań oraz obrona projektu końcowego.; Ocena końcowa przedmiotu: średnia ważona oceny z egzaminu (60%) i oceny z laboratorium (40%).</w:t>
             </w:r>
           </w:p>
         </w:tc>
@@ -3969,6 +3993,7 @@
                 <w:i w:val="0"/>
                 <w:sz w:val="22"/>
               </w:rPr>
+              <w:t>Wykład – egzamin pisemny:; Egzamin pisemny zawierający pytania otwarte i zamknięte sprawdzające wiedzę teoretyczną z zakresu zarządzania infrastrukturą chmurową, narzędzi IaC oraz usług AWS i OpenStack. Warunkiem zaliczenia jest uzyskanie co najmniej 51% punktów.; Skala ocen: 51–60% – 3.0, 61–70% – 3.5, 71–80% – 4.0, 81–90% – 4.5, 91–100% – 5.0.; Laboratorium – zaliczenie z oceną:; Ocena ciągła na podstawie sprawozdań z zajęć laboratoryjnych (40% oceny końcowej laboratorium).; Projekt końcowy: zaprojektowanie i zaimplementowanie infrastruktury wielowarstwowej aplikacji webowej (sieć, serwery, bazy danych, load balancer) przy użyciu Terraform oraz Ansible, wdrożonej na LocalStack lub OpenStack (60% oceny końcowej laboratorium).; Warunkiem zaliczenia laboratorium jest oddanie wszystkich sprawozdań oraz obrona projektu końcowego.; Ocena końcowa przedmiotu: średnia ważona oceny z egzaminu (60%) i oceny z laboratorium (40%).</w:t>
             </w:r>
           </w:p>
         </w:tc>
@@ -4131,6 +4156,7 @@
                 <w:i w:val="0"/>
                 <w:sz w:val="22"/>
               </w:rPr>
+              <w:t>Wykład – egzamin pisemny:; Egzamin pisemny zawierający pytania otwarte i zamknięte sprawdzające wiedzę teoretyczną z zakresu zarządzania infrastrukturą chmurową, narzędzi IaC oraz usług AWS i OpenStack. Warunkiem zaliczenia jest uzyskanie co najmniej 51% punktów.; Skala ocen: 51–60% – 3.0, 61–70% – 3.5, 71–80% – 4.0, 81–90% – 4.5, 91–100% – 5.0.; Laboratorium – zaliczenie z oceną:; Ocena ciągła na podstawie sprawozdań z zajęć laboratoryjnych (40% oceny końcowej laboratorium).; Projekt końcowy: zaprojektowanie i zaimplementowanie infrastruktury wielowarstwowej aplikacji webowej (sieć, serwery, bazy danych, load balancer) przy użyciu Terraform oraz Ansible, wdrożonej na LocalStack lub OpenStack (60% oceny końcowej laboratorium).; Warunkiem zaliczenia laboratorium jest oddanie wszystkich sprawozdań oraz obrona projektu końcowego.; Ocena końcowa przedmiotu: średnia ważona oceny z egzaminu (60%) i oceny z laboratorium (40%).</w:t>
             </w:r>
           </w:p>
         </w:tc>
@@ -4188,6 +4214,7 @@
                 <w:i w:val="0"/>
                 <w:sz w:val="22"/>
               </w:rPr>
+              <w:t>Wykład – egzamin pisemny:; Egzamin pisemny zawierający pytania otwarte i zamknięte sprawdzające wiedzę teoretyczną z zakresu zarządzania infrastrukturą chmurową, narzędzi IaC oraz usług AWS i OpenStack. Warunkiem zaliczenia jest uzyskanie co najmniej 51% punktów.; Skala ocen: 51–60% – 3.0, 61–70% – 3.5, 71–80% – 4.0, 81–90% – 4.5, 91–100% – 5.0.; Laboratorium – zaliczenie z oceną:; Ocena ciągła na podstawie sprawozdań z zajęć laboratoryjnych (40% oceny końcowej laboratorium).; Projekt końcowy: zaprojektowanie i zaimplementowanie infrastruktury wielowarstwowej aplikacji webowej (sieć, serwery, bazy danych, load balancer) przy użyciu Terraform oraz Ansible, wdrożonej na LocalStack lub OpenStack (60% oceny końcowej laboratorium).; Warunkiem zaliczenia laboratorium jest oddanie wszystkich sprawozdań oraz obrona projektu końcowego.; Ocena końcowa przedmiotu: średnia ważona oceny z egzaminu (60%) i oceny z laboratorium (40%).</w:t>
             </w:r>
           </w:p>
         </w:tc>
@@ -4245,6 +4272,7 @@
                 <w:i w:val="0"/>
                 <w:sz w:val="22"/>
               </w:rPr>
+              <w:t>Wykład – egzamin pisemny:; Egzamin pisemny zawierający pytania otwarte i zamknięte sprawdzające wiedzę teoretyczną z zakresu zarządzania infrastrukturą chmurową, narzędzi IaC oraz usług AWS i OpenStack. Warunkiem zaliczenia jest uzyskanie co najmniej 51% punktów.; Skala ocen: 51–60% – 3.0, 61–70% – 3.5, 71–80% – 4.0, 81–90% – 4.5, 91–100% – 5.0.; Laboratorium – zaliczenie z oceną:; Ocena ciągła na podstawie sprawozdań z zajęć laboratoryjnych (40% oceny końcowej laboratorium).; Projekt końcowy: zaprojektowanie i zaimplementowanie infrastruktury wielowarstwowej aplikacji webowej (sieć, serwery, bazy danych, load balancer) przy użyciu Terraform oraz Ansible, wdrożonej na LocalStack lub OpenStack (60% oceny końcowej laboratorium).; Warunkiem zaliczenia laboratorium jest oddanie wszystkich sprawozdań oraz obrona projektu końcowego.; Ocena końcowa przedmiotu: średnia ważona oceny z egzaminu (60%) i oceny z laboratorium (40%).</w:t>
             </w:r>
           </w:p>
         </w:tc>
@@ -4302,6 +4330,7 @@
                 <w:i w:val="0"/>
                 <w:sz w:val="22"/>
               </w:rPr>
+              <w:t>Wykład – egzamin pisemny:; Egzamin pisemny zawierający pytania otwarte i zamknięte sprawdzające wiedzę teoretyczną z zakresu zarządzania infrastrukturą chmurową, narzędzi IaC oraz usług AWS i OpenStack. Warunkiem zaliczenia jest uzyskanie co najmniej 51% punktów.; Skala ocen: 51–60% – 3.0, 61–70% – 3.5, 71–80% – 4.0, 81–90% – 4.5, 91–100% – 5.0.; Laboratorium – zaliczenie z oceną:; Ocena ciągła na podstawie sprawozdań z zajęć laboratoryjnych (40% oceny końcowej laboratorium).; Projekt końcowy: zaprojektowanie i zaimplementowanie infrastruktury wielowarstwowej aplikacji webowej (sieć, serwery, bazy danych, load balancer) przy użyciu Terraform oraz Ansible, wdrożonej na LocalStack lub OpenStack (60% oceny końcowej laboratorium).; Warunkiem zaliczenia laboratorium jest oddanie wszystkich sprawozdań oraz obrona projektu końcowego.; Ocena końcowa przedmiotu: średnia ważona oceny z egzaminu (60%) i oceny z laboratorium (40%).</w:t>
             </w:r>
           </w:p>
         </w:tc>
@@ -4359,6 +4388,7 @@
                 <w:i w:val="0"/>
                 <w:sz w:val="22"/>
               </w:rPr>
+              <w:t>Wykład – egzamin pisemny:; Egzamin pisemny zawierający pytania otwarte i zamknięte sprawdzające wiedzę teoretyczną z zakresu zarządzania infrastrukturą chmurową, narzędzi IaC oraz usług AWS i OpenStack. Warunkiem zaliczenia jest uzyskanie co najmniej 51% punktów.; Skala ocen: 51–60% – 3.0, 61–70% – 3.5, 71–80% – 4.0, 81–90% – 4.5, 91–100% – 5.0.; Laboratorium – zaliczenie z oceną:; Ocena ciągła na podstawie sprawozdań z zajęć laboratoryjnych (40% oceny końcowej laboratorium).; Projekt końcowy: zaprojektowanie i zaimplementowanie infrastruktury wielowarstwowej aplikacji webowej (sieć, serwery, bazy danych, load balancer) przy użyciu Terraform oraz Ansible, wdrożonej na LocalStack lub OpenStack (60% oceny końcowej laboratorium).; Warunkiem zaliczenia laboratorium jest oddanie wszystkich sprawozdań oraz obrona projektu końcowego.; Ocena końcowa przedmiotu: średnia ważona oceny z egzaminu (60%) i oceny z laboratorium (40%).</w:t>
             </w:r>
           </w:p>
         </w:tc>
@@ -4416,6 +4446,7 @@
                 <w:i w:val="0"/>
                 <w:sz w:val="22"/>
               </w:rPr>
+              <w:t>Wykład – egzamin pisemny:; Egzamin pisemny zawierający pytania otwarte i zamknięte sprawdzające wiedzę teoretyczną z zakresu zarządzania infrastrukturą chmurową, narzędzi IaC oraz usług AWS i OpenStack. Warunkiem zaliczenia jest uzyskanie co najmniej 51% punktów.; Skala ocen: 51–60% – 3.0, 61–70% – 3.5, 71–80% – 4.0, 81–90% – 4.5, 91–100% – 5.0.; Laboratorium – zaliczenie z oceną:; Ocena ciągła na podstawie sprawozdań z zajęć laboratoryjnych (40% oceny końcowej laboratorium).; Projekt końcowy: zaprojektowanie i zaimplementowanie infrastruktury wielowarstwowej aplikacji webowej (sieć, serwery, bazy danych, load balancer) przy użyciu Terraform oraz Ansible, wdrożonej na LocalStack lub OpenStack (60% oceny końcowej laboratorium).; Warunkiem zaliczenia laboratorium jest oddanie wszystkich sprawozdań oraz obrona projektu końcowego.; Ocena końcowa przedmiotu: średnia ważona oceny z egzaminu (60%) i oceny z laboratorium (40%).</w:t>
             </w:r>
           </w:p>
         </w:tc>
@@ -4473,6 +4504,7 @@
                 <w:i w:val="0"/>
                 <w:sz w:val="22"/>
               </w:rPr>
+              <w:t>Wykład – egzamin pisemny:; Egzamin pisemny zawierający pytania otwarte i zamknięte sprawdzające wiedzę teoretyczną z zakresu zarządzania infrastrukturą chmurową, narzędzi IaC oraz usług AWS i OpenStack. Warunkiem zaliczenia jest uzyskanie co najmniej 51% punktów.; Skala ocen: 51–60% – 3.0, 61–70% – 3.5, 71–80% – 4.0, 81–90% – 4.5, 91–100% – 5.0.; Laboratorium – zaliczenie z oceną:; Ocena ciągła na podstawie sprawozdań z zajęć laboratoryjnych (40% oceny końcowej laboratorium).; Projekt końcowy: zaprojektowanie i zaimplementowanie infrastruktury wielowarstwowej aplikacji webowej (sieć, serwery, bazy danych, load balancer) przy użyciu Terraform oraz Ansible, wdrożonej na LocalStack lub OpenStack (60% oceny końcowej laboratorium).; Warunkiem zaliczenia laboratorium jest oddanie wszystkich sprawozdań oraz obrona projektu końcowego.; Ocena końcowa przedmiotu: średnia ważona oceny z egzaminu (60%) i oceny z laboratorium (40%).</w:t>
             </w:r>
           </w:p>
         </w:tc>
@@ -4530,6 +4562,7 @@
                 <w:i w:val="0"/>
                 <w:sz w:val="22"/>
               </w:rPr>
+              <w:t>Wykład – egzamin pisemny:; Egzamin pisemny zawierający pytania otwarte i zamknięte sprawdzające wiedzę teoretyczną z zakresu zarządzania infrastrukturą chmurową, narzędzi IaC oraz usług AWS i OpenStack. Warunkiem zaliczenia jest uzyskanie co najmniej 51% punktów.; Skala ocen: 51–60% – 3.0, 61–70% – 3.5, 71–80% – 4.0, 81–90% – 4.5, 91–100% – 5.0.; Laboratorium – zaliczenie z oceną:; Ocena ciągła na podstawie sprawozdań z zajęć laboratoryjnych (40% oceny końcowej laboratorium).; Projekt końcowy: zaprojektowanie i zaimplementowanie infrastruktury wielowarstwowej aplikacji webowej (sieć, serwery, bazy danych, load balancer) przy użyciu Terraform oraz Ansible, wdrożonej na LocalStack lub OpenStack (60% oceny końcowej laboratorium).; Warunkiem zaliczenia laboratorium jest oddanie wszystkich sprawozdań oraz obrona projektu końcowego.; Ocena końcowa przedmiotu: średnia ważona oceny z egzaminu (60%) i oceny z laboratorium (40%).</w:t>
             </w:r>
           </w:p>
         </w:tc>
@@ -4587,6 +4620,7 @@
                 <w:i w:val="0"/>
                 <w:sz w:val="22"/>
               </w:rPr>
+              <w:t>Wykład – egzamin pisemny:; Egzamin pisemny zawierający pytania otwarte i zamknięte sprawdzające wiedzę teoretyczną z zakresu zarządzania infrastrukturą chmurową, narzędzi IaC oraz usług AWS i OpenStack. Warunkiem zaliczenia jest uzyskanie co najmniej 51% punktów.; Skala ocen: 51–60% – 3.0, 61–70% – 3.5, 71–80% – 4.0, 81–90% – 4.5, 91–100% – 5.0.; Laboratorium – zaliczenie z oceną:; Ocena ciągła na podstawie sprawozdań z zajęć laboratoryjnych (40% oceny końcowej laboratorium).; Projekt końcowy: zaprojektowanie i zaimplementowanie infrastruktury wielowarstwowej aplikacji webowej (sieć, serwery, bazy danych, load balancer) przy użyciu Terraform oraz Ansible, wdrożonej na LocalStack lub OpenStack (60% oceny końcowej laboratorium).; Warunkiem zaliczenia laboratorium jest oddanie wszystkich sprawozdań oraz obrona projektu końcowego.; Ocena końcowa przedmiotu: średnia ważona oceny z egzaminu (60%) i oceny z laboratorium (40%).</w:t>
             </w:r>
           </w:p>
         </w:tc>
@@ -4644,6 +4678,7 @@
                 <w:i w:val="0"/>
                 <w:sz w:val="22"/>
               </w:rPr>
+              <w:t>Wykład – egzamin pisemny:; Egzamin pisemny zawierający pytania otwarte i zamknięte sprawdzające wiedzę teoretyczną z zakresu zarządzania infrastrukturą chmurową, narzędzi IaC oraz usług AWS i OpenStack. Warunkiem zaliczenia jest uzyskanie co najmniej 51% punktów.; Skala ocen: 51–60% – 3.0, 61–70% – 3.5, 71–80% – 4.0, 81–90% – 4.5, 91–100% – 5.0.; Laboratorium – zaliczenie z oceną:; Ocena ciągła na podstawie sprawozdań z zajęć laboratoryjnych (40% oceny końcowej laboratorium).; Projekt końcowy: zaprojektowanie i zaimplementowanie infrastruktury wielowarstwowej aplikacji webowej (sieć, serwery, bazy danych, load balancer) przy użyciu Terraform oraz Ansible, wdrożonej na LocalStack lub OpenStack (60% oceny końcowej laboratorium).; Warunkiem zaliczenia laboratorium jest oddanie wszystkich sprawozdań oraz obrona projektu końcowego.; Ocena końcowa przedmiotu: średnia ważona oceny z egzaminu (60%) i oceny z laboratorium (40%).</w:t>
             </w:r>
           </w:p>
         </w:tc>
@@ -4806,6 +4841,7 @@
                 <w:i w:val="0"/>
                 <w:sz w:val="22"/>
               </w:rPr>
+              <w:t>Wykład – egzamin pisemny:; Egzamin pisemny zawierający pytania otwarte i zamknięte sprawdzające wiedzę teoretyczną z zakresu zarządzania infrastrukturą chmurową, narzędzi IaC oraz usług AWS i OpenStack. Warunkiem zaliczenia jest uzyskanie co najmniej 51% punktów.; Skala ocen: 51–60% – 3.0, 61–70% – 3.5, 71–80% – 4.0, 81–90% – 4.5, 91–100% – 5.0.; Laboratorium – zaliczenie z oceną:; Ocena ciągła na podstawie sprawozdań z zajęć laboratoryjnych (40% oceny końcowej laboratorium).; Projekt końcowy: zaprojektowanie i zaimplementowanie infrastruktury wielowarstwowej aplikacji webowej (sieć, serwery, bazy danych, load balancer) przy użyciu Terraform oraz Ansible, wdrożonej na LocalStack lub OpenStack (60% oceny końcowej laboratorium).; Warunkiem zaliczenia laboratorium jest oddanie wszystkich sprawozdań oraz obrona projektu końcowego.; Ocena końcowa przedmiotu: średnia ważona oceny z egzaminu (60%) i oceny z laboratorium (40%).</w:t>
             </w:r>
           </w:p>
         </w:tc>
@@ -4863,6 +4899,7 @@
                 <w:i w:val="0"/>
                 <w:sz w:val="22"/>
               </w:rPr>
+              <w:t>Wykład – egzamin pisemny:; Egzamin pisemny zawierający pytania otwarte i zamknięte sprawdzające wiedzę teoretyczną z zakresu zarządzania infrastrukturą chmurową, narzędzi IaC oraz usług AWS i OpenStack. Warunkiem zaliczenia jest uzyskanie co najmniej 51% punktów.; Skala ocen: 51–60% – 3.0, 61–70% – 3.5, 71–80% – 4.0, 81–90% – 4.5, 91–100% – 5.0.; Laboratorium – zaliczenie z oceną:; Ocena ciągła na podstawie sprawozdań z zajęć laboratoryjnych (40% oceny końcowej laboratorium).; Projekt końcowy: zaprojektowanie i zaimplementowanie infrastruktury wielowarstwowej aplikacji webowej (sieć, serwery, bazy danych, load balancer) przy użyciu Terraform oraz Ansible, wdrożonej na LocalStack lub OpenStack (60% oceny końcowej laboratorium).; Warunkiem zaliczenia laboratorium jest oddanie wszystkich sprawozdań oraz obrona projektu końcowego.; Ocena końcowa przedmiotu: średnia ważona oceny z egzaminu (60%) i oceny z laboratorium (40%).</w:t>
             </w:r>
           </w:p>
         </w:tc>
@@ -4920,6 +4957,7 @@
                 <w:i w:val="0"/>
                 <w:sz w:val="22"/>
               </w:rPr>
+              <w:t>Wykład – egzamin pisemny:; Egzamin pisemny zawierający pytania otwarte i zamknięte sprawdzające wiedzę teoretyczną z zakresu zarządzania infrastrukturą chmurową, narzędzi IaC oraz usług AWS i OpenStack. Warunkiem zaliczenia jest uzyskanie co najmniej 51% punktów.; Skala ocen: 51–60% – 3.0, 61–70% – 3.5, 71–80% – 4.0, 81–90% – 4.5, 91–100% – 5.0.; Laboratorium – zaliczenie z oceną:; Ocena ciągła na podstawie sprawozdań z zajęć laboratoryjnych (40% oceny końcowej laboratorium).; Projekt końcowy: zaprojektowanie i zaimplementowanie infrastruktury wielowarstwowej aplikacji webowej (sieć, serwery, bazy danych, load balancer) przy użyciu Terraform oraz Ansible, wdrożonej na LocalStack lub OpenStack (60% oceny końcowej laboratorium).; Warunkiem zaliczenia laboratorium jest oddanie wszystkich sprawozdań oraz obrona projektu końcowego.; Ocena końcowa przedmiotu: średnia ważona oceny z egzaminu (60%) i oceny z laboratorium (40%).</w:t>
             </w:r>
           </w:p>
         </w:tc>
@@ -5025,62 +5063,6 @@
                 <w:sz w:val="16"/>
               </w:rPr>
               <w:t>Wyposażenie specjalistyczne konieczne do realizacji przedmiotu</w:t>
-            </w:r>
-          </w:p>
-        </w:tc>
-      </w:tr>
-      <w:tr>
-        <w:tc>
-          <w:tcPr>
-            <w:tcW w:type="dxa" w:w="3324"/>
-          </w:tcPr>
-          <w:p>
-            <w:pPr>
-              <w:spacing w:before="20" w:after="20"/>
-            </w:pPr>
-            <w:r>
-              <w:rPr>
-                <w:rFonts w:ascii="Aptos" w:hAnsi="Aptos"/>
-                <w:b w:val="0"/>
-                <w:i w:val="0"/>
-                <w:sz w:val="22"/>
-              </w:rPr>
-            </w:r>
-          </w:p>
-        </w:tc>
-        <w:tc>
-          <w:tcPr>
-            <w:tcW w:type="dxa" w:w="3324"/>
-          </w:tcPr>
-          <w:p>
-            <w:pPr>
-              <w:spacing w:before="20" w:after="20"/>
-            </w:pPr>
-            <w:r>
-              <w:rPr>
-                <w:rFonts w:ascii="Aptos" w:hAnsi="Aptos"/>
-                <w:b w:val="0"/>
-                <w:i w:val="0"/>
-                <w:sz w:val="22"/>
-              </w:rPr>
-            </w:r>
-          </w:p>
-        </w:tc>
-        <w:tc>
-          <w:tcPr>
-            <w:tcW w:type="dxa" w:w="3324"/>
-          </w:tcPr>
-          <w:p>
-            <w:pPr>
-              <w:spacing w:before="20" w:after="20"/>
-            </w:pPr>
-            <w:r>
-              <w:rPr>
-                <w:rFonts w:ascii="Aptos" w:hAnsi="Aptos"/>
-                <w:b w:val="0"/>
-                <w:i w:val="0"/>
-                <w:sz w:val="22"/>
-              </w:rPr>
             </w:r>
           </w:p>
         </w:tc>

--- a/public/assets/files/niestacjonarne/ZIC.docx
+++ b/public/assets/files/niestacjonarne/ZIC.docx
@@ -1156,6 +1156,7 @@
                 <w:i w:val="0"/>
                 <w:sz w:val="22"/>
               </w:rPr>
+              <w:t>Definiowanie infrastruktury jako kodu z użyciem Terraform i Ansible; praca z LocalStack i OpenStack; przygotowanie sprawozdań i projektu końcowego dotyczącego wdrożenia infrastruktury chmurowej.</w:t>
             </w:r>
           </w:p>
         </w:tc>
@@ -1568,91 +1569,7 @@
                 <w:rFonts w:ascii="Aptos" w:hAnsi="Aptos"/>
                 <w:sz w:val="22"/>
               </w:rPr>
-              <w:t>1. Wykład – egzamin pisemny:</w:t>
-            </w:r>
-          </w:p>
-          <w:p>
-            <w:pPr>
-              <w:spacing w:before="20" w:after="20"/>
-            </w:pPr>
-            <w:r>
-              <w:rPr>
-                <w:rFonts w:ascii="Aptos" w:hAnsi="Aptos"/>
-                <w:sz w:val="22"/>
-              </w:rPr>
-              <w:t>2. Egzamin pisemny zawierający pytania otwarte i zamknięte sprawdzające wiedzę teoretyczną z zakresu zarządzania infrastrukturą chmurową, narzędzi IaC oraz usług AWS i OpenStack. Warunkiem zaliczenia jest uzyskanie co najmniej 51% punktów.</w:t>
-            </w:r>
-          </w:p>
-          <w:p>
-            <w:pPr>
-              <w:spacing w:before="20" w:after="20"/>
-            </w:pPr>
-            <w:r>
-              <w:rPr>
-                <w:rFonts w:ascii="Aptos" w:hAnsi="Aptos"/>
-                <w:sz w:val="22"/>
-              </w:rPr>
-              <w:t>3. Skala ocen: 51–60% – 3.0, 61–70% – 3.5, 71–80% – 4.0, 81–90% – 4.5, 91–100% – 5.0.</w:t>
-            </w:r>
-          </w:p>
-          <w:p>
-            <w:pPr>
-              <w:spacing w:before="20" w:after="20"/>
-            </w:pPr>
-            <w:r>
-              <w:rPr>
-                <w:rFonts w:ascii="Aptos" w:hAnsi="Aptos"/>
-                <w:sz w:val="22"/>
-              </w:rPr>
-              <w:t>4. Laboratorium – zaliczenie z oceną:</w:t>
-            </w:r>
-          </w:p>
-          <w:p>
-            <w:pPr>
-              <w:spacing w:before="20" w:after="20"/>
-            </w:pPr>
-            <w:r>
-              <w:rPr>
-                <w:rFonts w:ascii="Aptos" w:hAnsi="Aptos"/>
-                <w:sz w:val="22"/>
-              </w:rPr>
-              <w:t>5. Ocena ciągła na podstawie sprawozdań z zajęć laboratoryjnych (40% oceny końcowej laboratorium).</w:t>
-            </w:r>
-          </w:p>
-          <w:p>
-            <w:pPr>
-              <w:spacing w:before="20" w:after="20"/>
-            </w:pPr>
-            <w:r>
-              <w:rPr>
-                <w:rFonts w:ascii="Aptos" w:hAnsi="Aptos"/>
-                <w:sz w:val="22"/>
-              </w:rPr>
-              <w:t>6. Projekt końcowy: zaprojektowanie i zaimplementowanie infrastruktury wielowarstwowej aplikacji webowej (sieć, serwery, bazy danych, load balancer) przy użyciu Terraform oraz Ansible, wdrożonej na LocalStack lub OpenStack (60% oceny końcowej laboratorium).</w:t>
-            </w:r>
-          </w:p>
-          <w:p>
-            <w:pPr>
-              <w:spacing w:before="20" w:after="20"/>
-            </w:pPr>
-            <w:r>
-              <w:rPr>
-                <w:rFonts w:ascii="Aptos" w:hAnsi="Aptos"/>
-                <w:sz w:val="22"/>
-              </w:rPr>
-              <w:t>7. Warunkiem zaliczenia laboratorium jest oddanie wszystkich sprawozdań oraz obrona projektu końcowego.</w:t>
-            </w:r>
-          </w:p>
-          <w:p>
-            <w:pPr>
-              <w:spacing w:before="20" w:after="20"/>
-            </w:pPr>
-            <w:r>
-              <w:rPr>
-                <w:rFonts w:ascii="Aptos" w:hAnsi="Aptos"/>
-                <w:sz w:val="22"/>
-              </w:rPr>
-              <w:t>8. Ocena końcowa przedmiotu: średnia ważona oceny z egzaminu (60%) i oceny z laboratorium (40%).</w:t>
+              <w:t>1. egzamin pisemny z zadaniami problemowymi</w:t>
             </w:r>
           </w:p>
         </w:tc>
@@ -1669,7 +1586,7 @@
                 <w:rFonts w:ascii="Aptos" w:hAnsi="Aptos"/>
                 <w:sz w:val="22"/>
               </w:rPr>
-              <w:t>1. Wykład – egzamin pisemny:</w:t>
+              <w:t>1. raport z wykonanego zadania</w:t>
             </w:r>
           </w:p>
           <w:p>
@@ -1681,7 +1598,7 @@
                 <w:rFonts w:ascii="Aptos" w:hAnsi="Aptos"/>
                 <w:sz w:val="22"/>
               </w:rPr>
-              <w:t>2. Egzamin pisemny zawierający pytania otwarte i zamknięte sprawdzające wiedzę teoretyczną z zakresu zarządzania infrastrukturą chmurową, narzędzi IaC oraz usług AWS i OpenStack. Warunkiem zaliczenia jest uzyskanie co najmniej 51% punktów.</w:t>
+              <w:t>2. prezentacja projektu i dokumentacji</w:t>
             </w:r>
           </w:p>
           <w:p>
@@ -1693,67 +1610,7 @@
                 <w:rFonts w:ascii="Aptos" w:hAnsi="Aptos"/>
                 <w:sz w:val="22"/>
               </w:rPr>
-              <w:t>3. Skala ocen: 51–60% – 3.0, 61–70% – 3.5, 71–80% – 4.0, 81–90% – 4.5, 91–100% – 5.0.</w:t>
-            </w:r>
-          </w:p>
-          <w:p>
-            <w:pPr>
-              <w:spacing w:before="20" w:after="20"/>
-            </w:pPr>
-            <w:r>
-              <w:rPr>
-                <w:rFonts w:ascii="Aptos" w:hAnsi="Aptos"/>
-                <w:sz w:val="22"/>
-              </w:rPr>
-              <w:t>4. Laboratorium – zaliczenie z oceną:</w:t>
-            </w:r>
-          </w:p>
-          <w:p>
-            <w:pPr>
-              <w:spacing w:before="20" w:after="20"/>
-            </w:pPr>
-            <w:r>
-              <w:rPr>
-                <w:rFonts w:ascii="Aptos" w:hAnsi="Aptos"/>
-                <w:sz w:val="22"/>
-              </w:rPr>
-              <w:t>5. Ocena ciągła na podstawie sprawozdań z zajęć laboratoryjnych (40% oceny końcowej laboratorium).</w:t>
-            </w:r>
-          </w:p>
-          <w:p>
-            <w:pPr>
-              <w:spacing w:before="20" w:after="20"/>
-            </w:pPr>
-            <w:r>
-              <w:rPr>
-                <w:rFonts w:ascii="Aptos" w:hAnsi="Aptos"/>
-                <w:sz w:val="22"/>
-              </w:rPr>
-              <w:t>6. Projekt końcowy: zaprojektowanie i zaimplementowanie infrastruktury wielowarstwowej aplikacji webowej (sieć, serwery, bazy danych, load balancer) przy użyciu Terraform oraz Ansible, wdrożonej na LocalStack lub OpenStack (60% oceny końcowej laboratorium).</w:t>
-            </w:r>
-          </w:p>
-          <w:p>
-            <w:pPr>
-              <w:spacing w:before="20" w:after="20"/>
-            </w:pPr>
-            <w:r>
-              <w:rPr>
-                <w:rFonts w:ascii="Aptos" w:hAnsi="Aptos"/>
-                <w:sz w:val="22"/>
-              </w:rPr>
-              <w:t>7. Warunkiem zaliczenia laboratorium jest oddanie wszystkich sprawozdań oraz obrona projektu końcowego.</w:t>
-            </w:r>
-          </w:p>
-          <w:p>
-            <w:pPr>
-              <w:spacing w:before="20" w:after="20"/>
-            </w:pPr>
-            <w:r>
-              <w:rPr>
-                <w:rFonts w:ascii="Aptos" w:hAnsi="Aptos"/>
-                <w:sz w:val="22"/>
-              </w:rPr>
-              <w:t>8. Ocena końcowa przedmiotu: średnia ważona oceny z egzaminu (60%) i oceny z laboratorium (40%).</w:t>
+              <w:t>3. obrona projektu</w:t>
             </w:r>
           </w:p>
         </w:tc>
@@ -3471,7 +3328,7 @@
                 <w:i w:val="0"/>
                 <w:sz w:val="22"/>
               </w:rPr>
-              <w:t>Wykład – egzamin pisemny:; Egzamin pisemny zawierający pytania otwarte i zamknięte sprawdzające wiedzę teoretyczną z zakresu zarządzania infrastrukturą chmurową, narzędzi IaC oraz usług AWS i OpenStack. Warunkiem zaliczenia jest uzyskanie co najmniej 51% punktów.; Skala ocen: 51–60% – 3.0, 61–70% – 3.5, 71–80% – 4.0, 81–90% – 4.5, 91–100% – 5.0.; Laboratorium – zaliczenie z oceną:; Ocena ciągła na podstawie sprawozdań z zajęć laboratoryjnych (40% oceny końcowej laboratorium).; Projekt końcowy: zaprojektowanie i zaimplementowanie infrastruktury wielowarstwowej aplikacji webowej (sieć, serwery, bazy danych, load balancer) przy użyciu Terraform oraz Ansible, wdrożonej na LocalStack lub OpenStack (60% oceny końcowej laboratorium).; Warunkiem zaliczenia laboratorium jest oddanie wszystkich sprawozdań oraz obrona projektu końcowego.; Ocena końcowa przedmiotu: średnia ważona oceny z egzaminu (60%) i oceny z laboratorium (40%).</w:t>
+              <w:t>egzamin pisemny z zadaniami problemowymi; raport z wykonanego zadania; prezentacja projektu i dokumentacji; obrona projektu</w:t>
             </w:r>
           </w:p>
         </w:tc>
@@ -3529,7 +3386,7 @@
                 <w:i w:val="0"/>
                 <w:sz w:val="22"/>
               </w:rPr>
-              <w:t>Wykład – egzamin pisemny:; Egzamin pisemny zawierający pytania otwarte i zamknięte sprawdzające wiedzę teoretyczną z zakresu zarządzania infrastrukturą chmurową, narzędzi IaC oraz usług AWS i OpenStack. Warunkiem zaliczenia jest uzyskanie co najmniej 51% punktów.; Skala ocen: 51–60% – 3.0, 61–70% – 3.5, 71–80% – 4.0, 81–90% – 4.5, 91–100% – 5.0.; Laboratorium – zaliczenie z oceną:; Ocena ciągła na podstawie sprawozdań z zajęć laboratoryjnych (40% oceny końcowej laboratorium).; Projekt końcowy: zaprojektowanie i zaimplementowanie infrastruktury wielowarstwowej aplikacji webowej (sieć, serwery, bazy danych, load balancer) przy użyciu Terraform oraz Ansible, wdrożonej na LocalStack lub OpenStack (60% oceny końcowej laboratorium).; Warunkiem zaliczenia laboratorium jest oddanie wszystkich sprawozdań oraz obrona projektu końcowego.; Ocena końcowa przedmiotu: średnia ważona oceny z egzaminu (60%) i oceny z laboratorium (40%).</w:t>
+              <w:t>egzamin pisemny z zadaniami problemowymi; raport z wykonanego zadania; prezentacja projektu i dokumentacji; obrona projektu</w:t>
             </w:r>
           </w:p>
         </w:tc>
@@ -3587,7 +3444,7 @@
                 <w:i w:val="0"/>
                 <w:sz w:val="22"/>
               </w:rPr>
-              <w:t>Wykład – egzamin pisemny:; Egzamin pisemny zawierający pytania otwarte i zamknięte sprawdzające wiedzę teoretyczną z zakresu zarządzania infrastrukturą chmurową, narzędzi IaC oraz usług AWS i OpenStack. Warunkiem zaliczenia jest uzyskanie co najmniej 51% punktów.; Skala ocen: 51–60% – 3.0, 61–70% – 3.5, 71–80% – 4.0, 81–90% – 4.5, 91–100% – 5.0.; Laboratorium – zaliczenie z oceną:; Ocena ciągła na podstawie sprawozdań z zajęć laboratoryjnych (40% oceny końcowej laboratorium).; Projekt końcowy: zaprojektowanie i zaimplementowanie infrastruktury wielowarstwowej aplikacji webowej (sieć, serwery, bazy danych, load balancer) przy użyciu Terraform oraz Ansible, wdrożonej na LocalStack lub OpenStack (60% oceny końcowej laboratorium).; Warunkiem zaliczenia laboratorium jest oddanie wszystkich sprawozdań oraz obrona projektu końcowego.; Ocena końcowa przedmiotu: średnia ważona oceny z egzaminu (60%) i oceny z laboratorium (40%).</w:t>
+              <w:t>egzamin pisemny z zadaniami problemowymi; raport z wykonanego zadania; prezentacja projektu i dokumentacji; obrona projektu</w:t>
             </w:r>
           </w:p>
         </w:tc>
@@ -3645,7 +3502,7 @@
                 <w:i w:val="0"/>
                 <w:sz w:val="22"/>
               </w:rPr>
-              <w:t>Wykład – egzamin pisemny:; Egzamin pisemny zawierający pytania otwarte i zamknięte sprawdzające wiedzę teoretyczną z zakresu zarządzania infrastrukturą chmurową, narzędzi IaC oraz usług AWS i OpenStack. Warunkiem zaliczenia jest uzyskanie co najmniej 51% punktów.; Skala ocen: 51–60% – 3.0, 61–70% – 3.5, 71–80% – 4.0, 81–90% – 4.5, 91–100% – 5.0.; Laboratorium – zaliczenie z oceną:; Ocena ciągła na podstawie sprawozdań z zajęć laboratoryjnych (40% oceny końcowej laboratorium).; Projekt końcowy: zaprojektowanie i zaimplementowanie infrastruktury wielowarstwowej aplikacji webowej (sieć, serwery, bazy danych, load balancer) przy użyciu Terraform oraz Ansible, wdrożonej na LocalStack lub OpenStack (60% oceny końcowej laboratorium).; Warunkiem zaliczenia laboratorium jest oddanie wszystkich sprawozdań oraz obrona projektu końcowego.; Ocena końcowa przedmiotu: średnia ważona oceny z egzaminu (60%) i oceny z laboratorium (40%).</w:t>
+              <w:t>egzamin pisemny z zadaniami problemowymi; raport z wykonanego zadania; prezentacja projektu i dokumentacji; obrona projektu</w:t>
             </w:r>
           </w:p>
         </w:tc>
@@ -3703,7 +3560,7 @@
                 <w:i w:val="0"/>
                 <w:sz w:val="22"/>
               </w:rPr>
-              <w:t>Wykład – egzamin pisemny:; Egzamin pisemny zawierający pytania otwarte i zamknięte sprawdzające wiedzę teoretyczną z zakresu zarządzania infrastrukturą chmurową, narzędzi IaC oraz usług AWS i OpenStack. Warunkiem zaliczenia jest uzyskanie co najmniej 51% punktów.; Skala ocen: 51–60% – 3.0, 61–70% – 3.5, 71–80% – 4.0, 81–90% – 4.5, 91–100% – 5.0.; Laboratorium – zaliczenie z oceną:; Ocena ciągła na podstawie sprawozdań z zajęć laboratoryjnych (40% oceny końcowej laboratorium).; Projekt końcowy: zaprojektowanie i zaimplementowanie infrastruktury wielowarstwowej aplikacji webowej (sieć, serwery, bazy danych, load balancer) przy użyciu Terraform oraz Ansible, wdrożonej na LocalStack lub OpenStack (60% oceny końcowej laboratorium).; Warunkiem zaliczenia laboratorium jest oddanie wszystkich sprawozdań oraz obrona projektu końcowego.; Ocena końcowa przedmiotu: średnia ważona oceny z egzaminu (60%) i oceny z laboratorium (40%).</w:t>
+              <w:t>egzamin pisemny z zadaniami problemowymi; raport z wykonanego zadania; prezentacja projektu i dokumentacji; obrona projektu</w:t>
             </w:r>
           </w:p>
         </w:tc>
@@ -3761,7 +3618,7 @@
                 <w:i w:val="0"/>
                 <w:sz w:val="22"/>
               </w:rPr>
-              <w:t>Wykład – egzamin pisemny:; Egzamin pisemny zawierający pytania otwarte i zamknięte sprawdzające wiedzę teoretyczną z zakresu zarządzania infrastrukturą chmurową, narzędzi IaC oraz usług AWS i OpenStack. Warunkiem zaliczenia jest uzyskanie co najmniej 51% punktów.; Skala ocen: 51–60% – 3.0, 61–70% – 3.5, 71–80% – 4.0, 81–90% – 4.5, 91–100% – 5.0.; Laboratorium – zaliczenie z oceną:; Ocena ciągła na podstawie sprawozdań z zajęć laboratoryjnych (40% oceny końcowej laboratorium).; Projekt końcowy: zaprojektowanie i zaimplementowanie infrastruktury wielowarstwowej aplikacji webowej (sieć, serwery, bazy danych, load balancer) przy użyciu Terraform oraz Ansible, wdrożonej na LocalStack lub OpenStack (60% oceny końcowej laboratorium).; Warunkiem zaliczenia laboratorium jest oddanie wszystkich sprawozdań oraz obrona projektu końcowego.; Ocena końcowa przedmiotu: średnia ważona oceny z egzaminu (60%) i oceny z laboratorium (40%).</w:t>
+              <w:t>egzamin pisemny z zadaniami problemowymi; raport z wykonanego zadania; prezentacja projektu i dokumentacji; obrona projektu</w:t>
             </w:r>
           </w:p>
         </w:tc>
@@ -3819,7 +3676,7 @@
                 <w:i w:val="0"/>
                 <w:sz w:val="22"/>
               </w:rPr>
-              <w:t>Wykład – egzamin pisemny:; Egzamin pisemny zawierający pytania otwarte i zamknięte sprawdzające wiedzę teoretyczną z zakresu zarządzania infrastrukturą chmurową, narzędzi IaC oraz usług AWS i OpenStack. Warunkiem zaliczenia jest uzyskanie co najmniej 51% punktów.; Skala ocen: 51–60% – 3.0, 61–70% – 3.5, 71–80% – 4.0, 81–90% – 4.5, 91–100% – 5.0.; Laboratorium – zaliczenie z oceną:; Ocena ciągła na podstawie sprawozdań z zajęć laboratoryjnych (40% oceny końcowej laboratorium).; Projekt końcowy: zaprojektowanie i zaimplementowanie infrastruktury wielowarstwowej aplikacji webowej (sieć, serwery, bazy danych, load balancer) przy użyciu Terraform oraz Ansible, wdrożonej na LocalStack lub OpenStack (60% oceny końcowej laboratorium).; Warunkiem zaliczenia laboratorium jest oddanie wszystkich sprawozdań oraz obrona projektu końcowego.; Ocena końcowa przedmiotu: średnia ważona oceny z egzaminu (60%) i oceny z laboratorium (40%).</w:t>
+              <w:t>egzamin pisemny z zadaniami problemowymi; raport z wykonanego zadania; prezentacja projektu i dokumentacji; obrona projektu</w:t>
             </w:r>
           </w:p>
         </w:tc>
@@ -3877,7 +3734,7 @@
                 <w:i w:val="0"/>
                 <w:sz w:val="22"/>
               </w:rPr>
-              <w:t>Wykład – egzamin pisemny:; Egzamin pisemny zawierający pytania otwarte i zamknięte sprawdzające wiedzę teoretyczną z zakresu zarządzania infrastrukturą chmurową, narzędzi IaC oraz usług AWS i OpenStack. Warunkiem zaliczenia jest uzyskanie co najmniej 51% punktów.; Skala ocen: 51–60% – 3.0, 61–70% – 3.5, 71–80% – 4.0, 81–90% – 4.5, 91–100% – 5.0.; Laboratorium – zaliczenie z oceną:; Ocena ciągła na podstawie sprawozdań z zajęć laboratoryjnych (40% oceny końcowej laboratorium).; Projekt końcowy: zaprojektowanie i zaimplementowanie infrastruktury wielowarstwowej aplikacji webowej (sieć, serwery, bazy danych, load balancer) przy użyciu Terraform oraz Ansible, wdrożonej na LocalStack lub OpenStack (60% oceny końcowej laboratorium).; Warunkiem zaliczenia laboratorium jest oddanie wszystkich sprawozdań oraz obrona projektu końcowego.; Ocena końcowa przedmiotu: średnia ważona oceny z egzaminu (60%) i oceny z laboratorium (40%).</w:t>
+              <w:t>egzamin pisemny z zadaniami problemowymi; raport z wykonanego zadania; prezentacja projektu i dokumentacji; obrona projektu</w:t>
             </w:r>
           </w:p>
         </w:tc>
@@ -3935,7 +3792,7 @@
                 <w:i w:val="0"/>
                 <w:sz w:val="22"/>
               </w:rPr>
-              <w:t>Wykład – egzamin pisemny:; Egzamin pisemny zawierający pytania otwarte i zamknięte sprawdzające wiedzę teoretyczną z zakresu zarządzania infrastrukturą chmurową, narzędzi IaC oraz usług AWS i OpenStack. Warunkiem zaliczenia jest uzyskanie co najmniej 51% punktów.; Skala ocen: 51–60% – 3.0, 61–70% – 3.5, 71–80% – 4.0, 81–90% – 4.5, 91–100% – 5.0.; Laboratorium – zaliczenie z oceną:; Ocena ciągła na podstawie sprawozdań z zajęć laboratoryjnych (40% oceny końcowej laboratorium).; Projekt końcowy: zaprojektowanie i zaimplementowanie infrastruktury wielowarstwowej aplikacji webowej (sieć, serwery, bazy danych, load balancer) przy użyciu Terraform oraz Ansible, wdrożonej na LocalStack lub OpenStack (60% oceny końcowej laboratorium).; Warunkiem zaliczenia laboratorium jest oddanie wszystkich sprawozdań oraz obrona projektu końcowego.; Ocena końcowa przedmiotu: średnia ważona oceny z egzaminu (60%) i oceny z laboratorium (40%).</w:t>
+              <w:t>egzamin pisemny z zadaniami problemowymi; raport z wykonanego zadania; prezentacja projektu i dokumentacji; obrona projektu</w:t>
             </w:r>
           </w:p>
         </w:tc>
@@ -3993,7 +3850,7 @@
                 <w:i w:val="0"/>
                 <w:sz w:val="22"/>
               </w:rPr>
-              <w:t>Wykład – egzamin pisemny:; Egzamin pisemny zawierający pytania otwarte i zamknięte sprawdzające wiedzę teoretyczną z zakresu zarządzania infrastrukturą chmurową, narzędzi IaC oraz usług AWS i OpenStack. Warunkiem zaliczenia jest uzyskanie co najmniej 51% punktów.; Skala ocen: 51–60% – 3.0, 61–70% – 3.5, 71–80% – 4.0, 81–90% – 4.5, 91–100% – 5.0.; Laboratorium – zaliczenie z oceną:; Ocena ciągła na podstawie sprawozdań z zajęć laboratoryjnych (40% oceny końcowej laboratorium).; Projekt końcowy: zaprojektowanie i zaimplementowanie infrastruktury wielowarstwowej aplikacji webowej (sieć, serwery, bazy danych, load balancer) przy użyciu Terraform oraz Ansible, wdrożonej na LocalStack lub OpenStack (60% oceny końcowej laboratorium).; Warunkiem zaliczenia laboratorium jest oddanie wszystkich sprawozdań oraz obrona projektu końcowego.; Ocena końcowa przedmiotu: średnia ważona oceny z egzaminu (60%) i oceny z laboratorium (40%).</w:t>
+              <w:t>egzamin pisemny z zadaniami problemowymi; raport z wykonanego zadania; prezentacja projektu i dokumentacji; obrona projektu</w:t>
             </w:r>
           </w:p>
         </w:tc>
@@ -4156,7 +4013,7 @@
                 <w:i w:val="0"/>
                 <w:sz w:val="22"/>
               </w:rPr>
-              <w:t>Wykład – egzamin pisemny:; Egzamin pisemny zawierający pytania otwarte i zamknięte sprawdzające wiedzę teoretyczną z zakresu zarządzania infrastrukturą chmurową, narzędzi IaC oraz usług AWS i OpenStack. Warunkiem zaliczenia jest uzyskanie co najmniej 51% punktów.; Skala ocen: 51–60% – 3.0, 61–70% – 3.5, 71–80% – 4.0, 81–90% – 4.5, 91–100% – 5.0.; Laboratorium – zaliczenie z oceną:; Ocena ciągła na podstawie sprawozdań z zajęć laboratoryjnych (40% oceny końcowej laboratorium).; Projekt końcowy: zaprojektowanie i zaimplementowanie infrastruktury wielowarstwowej aplikacji webowej (sieć, serwery, bazy danych, load balancer) przy użyciu Terraform oraz Ansible, wdrożonej na LocalStack lub OpenStack (60% oceny końcowej laboratorium).; Warunkiem zaliczenia laboratorium jest oddanie wszystkich sprawozdań oraz obrona projektu końcowego.; Ocena końcowa przedmiotu: średnia ważona oceny z egzaminu (60%) i oceny z laboratorium (40%).</w:t>
+              <w:t>egzamin pisemny z zadaniami problemowymi; raport z wykonanego zadania; prezentacja projektu i dokumentacji; obrona projektu</w:t>
             </w:r>
           </w:p>
         </w:tc>
@@ -4214,7 +4071,7 @@
                 <w:i w:val="0"/>
                 <w:sz w:val="22"/>
               </w:rPr>
-              <w:t>Wykład – egzamin pisemny:; Egzamin pisemny zawierający pytania otwarte i zamknięte sprawdzające wiedzę teoretyczną z zakresu zarządzania infrastrukturą chmurową, narzędzi IaC oraz usług AWS i OpenStack. Warunkiem zaliczenia jest uzyskanie co najmniej 51% punktów.; Skala ocen: 51–60% – 3.0, 61–70% – 3.5, 71–80% – 4.0, 81–90% – 4.5, 91–100% – 5.0.; Laboratorium – zaliczenie z oceną:; Ocena ciągła na podstawie sprawozdań z zajęć laboratoryjnych (40% oceny końcowej laboratorium).; Projekt końcowy: zaprojektowanie i zaimplementowanie infrastruktury wielowarstwowej aplikacji webowej (sieć, serwery, bazy danych, load balancer) przy użyciu Terraform oraz Ansible, wdrożonej na LocalStack lub OpenStack (60% oceny końcowej laboratorium).; Warunkiem zaliczenia laboratorium jest oddanie wszystkich sprawozdań oraz obrona projektu końcowego.; Ocena końcowa przedmiotu: średnia ważona oceny z egzaminu (60%) i oceny z laboratorium (40%).</w:t>
+              <w:t>egzamin pisemny z zadaniami problemowymi; raport z wykonanego zadania; prezentacja projektu i dokumentacji; obrona projektu</w:t>
             </w:r>
           </w:p>
         </w:tc>
@@ -4272,7 +4129,7 @@
                 <w:i w:val="0"/>
                 <w:sz w:val="22"/>
               </w:rPr>
-              <w:t>Wykład – egzamin pisemny:; Egzamin pisemny zawierający pytania otwarte i zamknięte sprawdzające wiedzę teoretyczną z zakresu zarządzania infrastrukturą chmurową, narzędzi IaC oraz usług AWS i OpenStack. Warunkiem zaliczenia jest uzyskanie co najmniej 51% punktów.; Skala ocen: 51–60% – 3.0, 61–70% – 3.5, 71–80% – 4.0, 81–90% – 4.5, 91–100% – 5.0.; Laboratorium – zaliczenie z oceną:; Ocena ciągła na podstawie sprawozdań z zajęć laboratoryjnych (40% oceny końcowej laboratorium).; Projekt końcowy: zaprojektowanie i zaimplementowanie infrastruktury wielowarstwowej aplikacji webowej (sieć, serwery, bazy danych, load balancer) przy użyciu Terraform oraz Ansible, wdrożonej na LocalStack lub OpenStack (60% oceny końcowej laboratorium).; Warunkiem zaliczenia laboratorium jest oddanie wszystkich sprawozdań oraz obrona projektu końcowego.; Ocena końcowa przedmiotu: średnia ważona oceny z egzaminu (60%) i oceny z laboratorium (40%).</w:t>
+              <w:t>egzamin pisemny z zadaniami problemowymi; raport z wykonanego zadania; prezentacja projektu i dokumentacji; obrona projektu</w:t>
             </w:r>
           </w:p>
         </w:tc>
@@ -4330,7 +4187,7 @@
                 <w:i w:val="0"/>
                 <w:sz w:val="22"/>
               </w:rPr>
-              <w:t>Wykład – egzamin pisemny:; Egzamin pisemny zawierający pytania otwarte i zamknięte sprawdzające wiedzę teoretyczną z zakresu zarządzania infrastrukturą chmurową, narzędzi IaC oraz usług AWS i OpenStack. Warunkiem zaliczenia jest uzyskanie co najmniej 51% punktów.; Skala ocen: 51–60% – 3.0, 61–70% – 3.5, 71–80% – 4.0, 81–90% – 4.5, 91–100% – 5.0.; Laboratorium – zaliczenie z oceną:; Ocena ciągła na podstawie sprawozdań z zajęć laboratoryjnych (40% oceny końcowej laboratorium).; Projekt końcowy: zaprojektowanie i zaimplementowanie infrastruktury wielowarstwowej aplikacji webowej (sieć, serwery, bazy danych, load balancer) przy użyciu Terraform oraz Ansible, wdrożonej na LocalStack lub OpenStack (60% oceny końcowej laboratorium).; Warunkiem zaliczenia laboratorium jest oddanie wszystkich sprawozdań oraz obrona projektu końcowego.; Ocena końcowa przedmiotu: średnia ważona oceny z egzaminu (60%) i oceny z laboratorium (40%).</w:t>
+              <w:t>egzamin pisemny z zadaniami problemowymi; raport z wykonanego zadania; prezentacja projektu i dokumentacji; obrona projektu</w:t>
             </w:r>
           </w:p>
         </w:tc>
@@ -4388,7 +4245,7 @@
                 <w:i w:val="0"/>
                 <w:sz w:val="22"/>
               </w:rPr>
-              <w:t>Wykład – egzamin pisemny:; Egzamin pisemny zawierający pytania otwarte i zamknięte sprawdzające wiedzę teoretyczną z zakresu zarządzania infrastrukturą chmurową, narzędzi IaC oraz usług AWS i OpenStack. Warunkiem zaliczenia jest uzyskanie co najmniej 51% punktów.; Skala ocen: 51–60% – 3.0, 61–70% – 3.5, 71–80% – 4.0, 81–90% – 4.5, 91–100% – 5.0.; Laboratorium – zaliczenie z oceną:; Ocena ciągła na podstawie sprawozdań z zajęć laboratoryjnych (40% oceny końcowej laboratorium).; Projekt końcowy: zaprojektowanie i zaimplementowanie infrastruktury wielowarstwowej aplikacji webowej (sieć, serwery, bazy danych, load balancer) przy użyciu Terraform oraz Ansible, wdrożonej na LocalStack lub OpenStack (60% oceny końcowej laboratorium).; Warunkiem zaliczenia laboratorium jest oddanie wszystkich sprawozdań oraz obrona projektu końcowego.; Ocena końcowa przedmiotu: średnia ważona oceny z egzaminu (60%) i oceny z laboratorium (40%).</w:t>
+              <w:t>egzamin pisemny z zadaniami problemowymi; raport z wykonanego zadania; prezentacja projektu i dokumentacji; obrona projektu</w:t>
             </w:r>
           </w:p>
         </w:tc>
@@ -4446,7 +4303,7 @@
                 <w:i w:val="0"/>
                 <w:sz w:val="22"/>
               </w:rPr>
-              <w:t>Wykład – egzamin pisemny:; Egzamin pisemny zawierający pytania otwarte i zamknięte sprawdzające wiedzę teoretyczną z zakresu zarządzania infrastrukturą chmurową, narzędzi IaC oraz usług AWS i OpenStack. Warunkiem zaliczenia jest uzyskanie co najmniej 51% punktów.; Skala ocen: 51–60% – 3.0, 61–70% – 3.5, 71–80% – 4.0, 81–90% – 4.5, 91–100% – 5.0.; Laboratorium – zaliczenie z oceną:; Ocena ciągła na podstawie sprawozdań z zajęć laboratoryjnych (40% oceny końcowej laboratorium).; Projekt końcowy: zaprojektowanie i zaimplementowanie infrastruktury wielowarstwowej aplikacji webowej (sieć, serwery, bazy danych, load balancer) przy użyciu Terraform oraz Ansible, wdrożonej na LocalStack lub OpenStack (60% oceny końcowej laboratorium).; Warunkiem zaliczenia laboratorium jest oddanie wszystkich sprawozdań oraz obrona projektu końcowego.; Ocena końcowa przedmiotu: średnia ważona oceny z egzaminu (60%) i oceny z laboratorium (40%).</w:t>
+              <w:t>egzamin pisemny z zadaniami problemowymi; raport z wykonanego zadania; prezentacja projektu i dokumentacji; obrona projektu</w:t>
             </w:r>
           </w:p>
         </w:tc>
@@ -4504,7 +4361,7 @@
                 <w:i w:val="0"/>
                 <w:sz w:val="22"/>
               </w:rPr>
-              <w:t>Wykład – egzamin pisemny:; Egzamin pisemny zawierający pytania otwarte i zamknięte sprawdzające wiedzę teoretyczną z zakresu zarządzania infrastrukturą chmurową, narzędzi IaC oraz usług AWS i OpenStack. Warunkiem zaliczenia jest uzyskanie co najmniej 51% punktów.; Skala ocen: 51–60% – 3.0, 61–70% – 3.5, 71–80% – 4.0, 81–90% – 4.5, 91–100% – 5.0.; Laboratorium – zaliczenie z oceną:; Ocena ciągła na podstawie sprawozdań z zajęć laboratoryjnych (40% oceny końcowej laboratorium).; Projekt końcowy: zaprojektowanie i zaimplementowanie infrastruktury wielowarstwowej aplikacji webowej (sieć, serwery, bazy danych, load balancer) przy użyciu Terraform oraz Ansible, wdrożonej na LocalStack lub OpenStack (60% oceny końcowej laboratorium).; Warunkiem zaliczenia laboratorium jest oddanie wszystkich sprawozdań oraz obrona projektu końcowego.; Ocena końcowa przedmiotu: średnia ważona oceny z egzaminu (60%) i oceny z laboratorium (40%).</w:t>
+              <w:t>egzamin pisemny z zadaniami problemowymi; raport z wykonanego zadania; prezentacja projektu i dokumentacji; obrona projektu</w:t>
             </w:r>
           </w:p>
         </w:tc>
@@ -4562,7 +4419,7 @@
                 <w:i w:val="0"/>
                 <w:sz w:val="22"/>
               </w:rPr>
-              <w:t>Wykład – egzamin pisemny:; Egzamin pisemny zawierający pytania otwarte i zamknięte sprawdzające wiedzę teoretyczną z zakresu zarządzania infrastrukturą chmurową, narzędzi IaC oraz usług AWS i OpenStack. Warunkiem zaliczenia jest uzyskanie co najmniej 51% punktów.; Skala ocen: 51–60% – 3.0, 61–70% – 3.5, 71–80% – 4.0, 81–90% – 4.5, 91–100% – 5.0.; Laboratorium – zaliczenie z oceną:; Ocena ciągła na podstawie sprawozdań z zajęć laboratoryjnych (40% oceny końcowej laboratorium).; Projekt końcowy: zaprojektowanie i zaimplementowanie infrastruktury wielowarstwowej aplikacji webowej (sieć, serwery, bazy danych, load balancer) przy użyciu Terraform oraz Ansible, wdrożonej na LocalStack lub OpenStack (60% oceny końcowej laboratorium).; Warunkiem zaliczenia laboratorium jest oddanie wszystkich sprawozdań oraz obrona projektu końcowego.; Ocena końcowa przedmiotu: średnia ważona oceny z egzaminu (60%) i oceny z laboratorium (40%).</w:t>
+              <w:t>egzamin pisemny z zadaniami problemowymi; raport z wykonanego zadania; prezentacja projektu i dokumentacji; obrona projektu</w:t>
             </w:r>
           </w:p>
         </w:tc>
@@ -4620,7 +4477,7 @@
                 <w:i w:val="0"/>
                 <w:sz w:val="22"/>
               </w:rPr>
-              <w:t>Wykład – egzamin pisemny:; Egzamin pisemny zawierający pytania otwarte i zamknięte sprawdzające wiedzę teoretyczną z zakresu zarządzania infrastrukturą chmurową, narzędzi IaC oraz usług AWS i OpenStack. Warunkiem zaliczenia jest uzyskanie co najmniej 51% punktów.; Skala ocen: 51–60% – 3.0, 61–70% – 3.5, 71–80% – 4.0, 81–90% – 4.5, 91–100% – 5.0.; Laboratorium – zaliczenie z oceną:; Ocena ciągła na podstawie sprawozdań z zajęć laboratoryjnych (40% oceny końcowej laboratorium).; Projekt końcowy: zaprojektowanie i zaimplementowanie infrastruktury wielowarstwowej aplikacji webowej (sieć, serwery, bazy danych, load balancer) przy użyciu Terraform oraz Ansible, wdrożonej na LocalStack lub OpenStack (60% oceny końcowej laboratorium).; Warunkiem zaliczenia laboratorium jest oddanie wszystkich sprawozdań oraz obrona projektu końcowego.; Ocena końcowa przedmiotu: średnia ważona oceny z egzaminu (60%) i oceny z laboratorium (40%).</w:t>
+              <w:t>egzamin pisemny z zadaniami problemowymi; raport z wykonanego zadania; prezentacja projektu i dokumentacji; obrona projektu</w:t>
             </w:r>
           </w:p>
         </w:tc>
@@ -4678,7 +4535,7 @@
                 <w:i w:val="0"/>
                 <w:sz w:val="22"/>
               </w:rPr>
-              <w:t>Wykład – egzamin pisemny:; Egzamin pisemny zawierający pytania otwarte i zamknięte sprawdzające wiedzę teoretyczną z zakresu zarządzania infrastrukturą chmurową, narzędzi IaC oraz usług AWS i OpenStack. Warunkiem zaliczenia jest uzyskanie co najmniej 51% punktów.; Skala ocen: 51–60% – 3.0, 61–70% – 3.5, 71–80% – 4.0, 81–90% – 4.5, 91–100% – 5.0.; Laboratorium – zaliczenie z oceną:; Ocena ciągła na podstawie sprawozdań z zajęć laboratoryjnych (40% oceny końcowej laboratorium).; Projekt końcowy: zaprojektowanie i zaimplementowanie infrastruktury wielowarstwowej aplikacji webowej (sieć, serwery, bazy danych, load balancer) przy użyciu Terraform oraz Ansible, wdrożonej na LocalStack lub OpenStack (60% oceny końcowej laboratorium).; Warunkiem zaliczenia laboratorium jest oddanie wszystkich sprawozdań oraz obrona projektu końcowego.; Ocena końcowa przedmiotu: średnia ważona oceny z egzaminu (60%) i oceny z laboratorium (40%).</w:t>
+              <w:t>egzamin pisemny z zadaniami problemowymi; raport z wykonanego zadania; prezentacja projektu i dokumentacji; obrona projektu</w:t>
             </w:r>
           </w:p>
         </w:tc>
@@ -4841,7 +4698,7 @@
                 <w:i w:val="0"/>
                 <w:sz w:val="22"/>
               </w:rPr>
-              <w:t>Wykład – egzamin pisemny:; Egzamin pisemny zawierający pytania otwarte i zamknięte sprawdzające wiedzę teoretyczną z zakresu zarządzania infrastrukturą chmurową, narzędzi IaC oraz usług AWS i OpenStack. Warunkiem zaliczenia jest uzyskanie co najmniej 51% punktów.; Skala ocen: 51–60% – 3.0, 61–70% – 3.5, 71–80% – 4.0, 81–90% – 4.5, 91–100% – 5.0.; Laboratorium – zaliczenie z oceną:; Ocena ciągła na podstawie sprawozdań z zajęć laboratoryjnych (40% oceny końcowej laboratorium).; Projekt końcowy: zaprojektowanie i zaimplementowanie infrastruktury wielowarstwowej aplikacji webowej (sieć, serwery, bazy danych, load balancer) przy użyciu Terraform oraz Ansible, wdrożonej na LocalStack lub OpenStack (60% oceny końcowej laboratorium).; Warunkiem zaliczenia laboratorium jest oddanie wszystkich sprawozdań oraz obrona projektu końcowego.; Ocena końcowa przedmiotu: średnia ważona oceny z egzaminu (60%) i oceny z laboratorium (40%).</w:t>
+              <w:t>egzamin pisemny z zadaniami problemowymi; raport z wykonanego zadania; prezentacja projektu i dokumentacji; obrona projektu</w:t>
             </w:r>
           </w:p>
         </w:tc>
@@ -4899,7 +4756,7 @@
                 <w:i w:val="0"/>
                 <w:sz w:val="22"/>
               </w:rPr>
-              <w:t>Wykład – egzamin pisemny:; Egzamin pisemny zawierający pytania otwarte i zamknięte sprawdzające wiedzę teoretyczną z zakresu zarządzania infrastrukturą chmurową, narzędzi IaC oraz usług AWS i OpenStack. Warunkiem zaliczenia jest uzyskanie co najmniej 51% punktów.; Skala ocen: 51–60% – 3.0, 61–70% – 3.5, 71–80% – 4.0, 81–90% – 4.5, 91–100% – 5.0.; Laboratorium – zaliczenie z oceną:; Ocena ciągła na podstawie sprawozdań z zajęć laboratoryjnych (40% oceny końcowej laboratorium).; Projekt końcowy: zaprojektowanie i zaimplementowanie infrastruktury wielowarstwowej aplikacji webowej (sieć, serwery, bazy danych, load balancer) przy użyciu Terraform oraz Ansible, wdrożonej na LocalStack lub OpenStack (60% oceny końcowej laboratorium).; Warunkiem zaliczenia laboratorium jest oddanie wszystkich sprawozdań oraz obrona projektu końcowego.; Ocena końcowa przedmiotu: średnia ważona oceny z egzaminu (60%) i oceny z laboratorium (40%).</w:t>
+              <w:t>egzamin pisemny z zadaniami problemowymi; raport z wykonanego zadania; prezentacja projektu i dokumentacji; obrona projektu</w:t>
             </w:r>
           </w:p>
         </w:tc>
@@ -4957,7 +4814,7 @@
                 <w:i w:val="0"/>
                 <w:sz w:val="22"/>
               </w:rPr>
-              <w:t>Wykład – egzamin pisemny:; Egzamin pisemny zawierający pytania otwarte i zamknięte sprawdzające wiedzę teoretyczną z zakresu zarządzania infrastrukturą chmurową, narzędzi IaC oraz usług AWS i OpenStack. Warunkiem zaliczenia jest uzyskanie co najmniej 51% punktów.; Skala ocen: 51–60% – 3.0, 61–70% – 3.5, 71–80% – 4.0, 81–90% – 4.5, 91–100% – 5.0.; Laboratorium – zaliczenie z oceną:; Ocena ciągła na podstawie sprawozdań z zajęć laboratoryjnych (40% oceny końcowej laboratorium).; Projekt końcowy: zaprojektowanie i zaimplementowanie infrastruktury wielowarstwowej aplikacji webowej (sieć, serwery, bazy danych, load balancer) przy użyciu Terraform oraz Ansible, wdrożonej na LocalStack lub OpenStack (60% oceny końcowej laboratorium).; Warunkiem zaliczenia laboratorium jest oddanie wszystkich sprawozdań oraz obrona projektu końcowego.; Ocena końcowa przedmiotu: średnia ważona oceny z egzaminu (60%) i oceny z laboratorium (40%).</w:t>
+              <w:t>egzamin pisemny z zadaniami problemowymi; raport z wykonanego zadania; prezentacja projektu i dokumentacji; obrona projektu</w:t>
             </w:r>
           </w:p>
         </w:tc>

--- a/public/assets/files/niestacjonarne/ZIC.docx
+++ b/public/assets/files/niestacjonarne/ZIC.docx
@@ -144,7 +144,7 @@
                 <w:i w:val="0"/>
                 <w:sz w:val="22"/>
               </w:rPr>
-              <w:t>26.02.2026</w:t>
+              <w:t>08.03.2026</w:t>
             </w:r>
           </w:p>
         </w:tc>
@@ -599,7 +599,7 @@
                 <w:i w:val="0"/>
                 <w:sz w:val="22"/>
               </w:rPr>
-              <w:t>7</w:t>
+              <w:t>8</w:t>
             </w:r>
           </w:p>
         </w:tc>
@@ -1291,32 +1291,6 @@
                 <w:sz w:val="22"/>
               </w:rPr>
               <w:t>• Wykład z prezentacją multimedialną, demonstracje na żywo, analiza przypadków przemysłowych, omawianie dokumentacji technicznej narzędzi IaC i usług chmurowych.</w:t>
-            </w:r>
-          </w:p>
-          <w:p>
-            <w:pPr>
-              <w:spacing w:before="20" w:after="20"/>
-            </w:pPr>
-            <w:r>
-              <w:rPr>
-                <w:rFonts w:ascii="Aptos" w:hAnsi="Aptos"/>
-                <w:b/>
-                <w:sz w:val="22"/>
-              </w:rPr>
-              <w:t>Laboratorium:</w:t>
-            </w:r>
-          </w:p>
-          <w:p>
-            <w:pPr>
-              <w:spacing w:before="20" w:after="20"/>
-            </w:pPr>
-            <w:r>
-              <w:rPr>
-                <w:rFonts w:ascii="Aptos" w:hAnsi="Aptos"/>
-                <w:b w:val="0"/>
-                <w:sz w:val="22"/>
-              </w:rPr>
-              <w:t>• Ćwiczenia praktyczne: definiowanie infrastruktury jako kodu (Terraform), automatyzacja konfiguracji (Ansible), praca z lokalnym emulatorem AWS (LocalStack) oraz środowiskiem OpenStack; realizacja projektu końcowego polegającego na pełnym wdrożeniu infrastruktury aplikacji webowej za pomocą narzędzi IaC.</w:t>
             </w:r>
           </w:p>
         </w:tc>

--- a/public/assets/files/niestacjonarne/ZIC.docx
+++ b/public/assets/files/niestacjonarne/ZIC.docx
@@ -3265,6 +3265,7 @@
                 <w:i w:val="0"/>
                 <w:sz w:val="22"/>
               </w:rPr>
+              <w:t>K_W08</w:t>
             </w:r>
           </w:p>
         </w:tc>
@@ -3302,7 +3303,7 @@
                 <w:i w:val="0"/>
                 <w:sz w:val="22"/>
               </w:rPr>
-              <w:t>egzamin pisemny z zadaniami problemowymi; raport z wykonanego zadania; prezentacja projektu i dokumentacji; obrona projektu</w:t>
+              <w:t>egzamin pisemny z zadaniami problemowymi</w:t>
             </w:r>
           </w:p>
         </w:tc>
@@ -3323,6 +3324,7 @@
                 <w:i w:val="0"/>
                 <w:sz w:val="22"/>
               </w:rPr>
+              <w:t>K_W08</w:t>
             </w:r>
           </w:p>
         </w:tc>
@@ -3360,7 +3362,7 @@
                 <w:i w:val="0"/>
                 <w:sz w:val="22"/>
               </w:rPr>
-              <w:t>egzamin pisemny z zadaniami problemowymi; raport z wykonanego zadania; prezentacja projektu i dokumentacji; obrona projektu</w:t>
+              <w:t>egzamin pisemny z zadaniami problemowymi</w:t>
             </w:r>
           </w:p>
         </w:tc>
@@ -3381,6 +3383,7 @@
                 <w:i w:val="0"/>
                 <w:sz w:val="22"/>
               </w:rPr>
+              <w:t>K_W08</w:t>
             </w:r>
           </w:p>
         </w:tc>
@@ -3418,7 +3421,7 @@
                 <w:i w:val="0"/>
                 <w:sz w:val="22"/>
               </w:rPr>
-              <w:t>egzamin pisemny z zadaniami problemowymi; raport z wykonanego zadania; prezentacja projektu i dokumentacji; obrona projektu</w:t>
+              <w:t>egzamin pisemny z zadaniami problemowymi</w:t>
             </w:r>
           </w:p>
         </w:tc>
@@ -3439,6 +3442,7 @@
                 <w:i w:val="0"/>
                 <w:sz w:val="22"/>
               </w:rPr>
+              <w:t>K_W08</w:t>
             </w:r>
           </w:p>
         </w:tc>
@@ -3476,7 +3480,7 @@
                 <w:i w:val="0"/>
                 <w:sz w:val="22"/>
               </w:rPr>
-              <w:t>egzamin pisemny z zadaniami problemowymi; raport z wykonanego zadania; prezentacja projektu i dokumentacji; obrona projektu</w:t>
+              <w:t>egzamin pisemny z zadaniami problemowymi</w:t>
             </w:r>
           </w:p>
         </w:tc>
@@ -3497,6 +3501,7 @@
                 <w:i w:val="0"/>
                 <w:sz w:val="22"/>
               </w:rPr>
+              <w:t>K_W08</w:t>
             </w:r>
           </w:p>
         </w:tc>
@@ -3534,7 +3539,7 @@
                 <w:i w:val="0"/>
                 <w:sz w:val="22"/>
               </w:rPr>
-              <w:t>egzamin pisemny z zadaniami problemowymi; raport z wykonanego zadania; prezentacja projektu i dokumentacji; obrona projektu</w:t>
+              <w:t>egzamin pisemny z zadaniami problemowymi</w:t>
             </w:r>
           </w:p>
         </w:tc>
@@ -3555,6 +3560,7 @@
                 <w:i w:val="0"/>
                 <w:sz w:val="22"/>
               </w:rPr>
+              <w:t>K_W08</w:t>
             </w:r>
           </w:p>
         </w:tc>
@@ -3592,7 +3598,7 @@
                 <w:i w:val="0"/>
                 <w:sz w:val="22"/>
               </w:rPr>
-              <w:t>egzamin pisemny z zadaniami problemowymi; raport z wykonanego zadania; prezentacja projektu i dokumentacji; obrona projektu</w:t>
+              <w:t>egzamin pisemny z zadaniami problemowymi</w:t>
             </w:r>
           </w:p>
         </w:tc>
@@ -3613,6 +3619,7 @@
                 <w:i w:val="0"/>
                 <w:sz w:val="22"/>
               </w:rPr>
+              <w:t>K_W08</w:t>
             </w:r>
           </w:p>
         </w:tc>
@@ -3650,7 +3657,7 @@
                 <w:i w:val="0"/>
                 <w:sz w:val="22"/>
               </w:rPr>
-              <w:t>egzamin pisemny z zadaniami problemowymi; raport z wykonanego zadania; prezentacja projektu i dokumentacji; obrona projektu</w:t>
+              <w:t>egzamin pisemny z zadaniami problemowymi</w:t>
             </w:r>
           </w:p>
         </w:tc>
@@ -3671,6 +3678,7 @@
                 <w:i w:val="0"/>
                 <w:sz w:val="22"/>
               </w:rPr>
+              <w:t>K_W23</w:t>
             </w:r>
           </w:p>
         </w:tc>
@@ -3708,7 +3716,7 @@
                 <w:i w:val="0"/>
                 <w:sz w:val="22"/>
               </w:rPr>
-              <w:t>egzamin pisemny z zadaniami problemowymi; raport z wykonanego zadania; prezentacja projektu i dokumentacji; obrona projektu</w:t>
+              <w:t>egzamin pisemny z zadaniami problemowymi</w:t>
             </w:r>
           </w:p>
         </w:tc>
@@ -3729,6 +3737,7 @@
                 <w:i w:val="0"/>
                 <w:sz w:val="22"/>
               </w:rPr>
+              <w:t>K_W08</w:t>
             </w:r>
           </w:p>
         </w:tc>
@@ -3766,7 +3775,7 @@
                 <w:i w:val="0"/>
                 <w:sz w:val="22"/>
               </w:rPr>
-              <w:t>egzamin pisemny z zadaniami problemowymi; raport z wykonanego zadania; prezentacja projektu i dokumentacji; obrona projektu</w:t>
+              <w:t>egzamin pisemny z zadaniami problemowymi</w:t>
             </w:r>
           </w:p>
         </w:tc>
@@ -3787,6 +3796,7 @@
                 <w:i w:val="0"/>
                 <w:sz w:val="22"/>
               </w:rPr>
+              <w:t>K_W08</w:t>
             </w:r>
           </w:p>
         </w:tc>
@@ -3824,7 +3834,7 @@
                 <w:i w:val="0"/>
                 <w:sz w:val="22"/>
               </w:rPr>
-              <w:t>egzamin pisemny z zadaniami problemowymi; raport z wykonanego zadania; prezentacja projektu i dokumentacji; obrona projektu</w:t>
+              <w:t>egzamin pisemny z zadaniami problemowymi</w:t>
             </w:r>
           </w:p>
         </w:tc>
@@ -3950,6 +3960,7 @@
                 <w:i w:val="0"/>
                 <w:sz w:val="22"/>
               </w:rPr>
+              <w:t>K_U27</w:t>
             </w:r>
           </w:p>
         </w:tc>
@@ -3987,7 +3998,7 @@
                 <w:i w:val="0"/>
                 <w:sz w:val="22"/>
               </w:rPr>
-              <w:t>egzamin pisemny z zadaniami problemowymi; raport z wykonanego zadania; prezentacja projektu i dokumentacji; obrona projektu</w:t>
+              <w:t>raport z wykonanego zadania, prezentacja projektu i dokumentacji, obrona projektu</w:t>
             </w:r>
           </w:p>
         </w:tc>
@@ -4008,6 +4019,7 @@
                 <w:i w:val="0"/>
                 <w:sz w:val="22"/>
               </w:rPr>
+              <w:t>K_U14</w:t>
             </w:r>
           </w:p>
         </w:tc>
@@ -4045,7 +4057,7 @@
                 <w:i w:val="0"/>
                 <w:sz w:val="22"/>
               </w:rPr>
-              <w:t>egzamin pisemny z zadaniami problemowymi; raport z wykonanego zadania; prezentacja projektu i dokumentacji; obrona projektu</w:t>
+              <w:t>raport z wykonanego zadania, prezentacja projektu i dokumentacji, obrona projektu</w:t>
             </w:r>
           </w:p>
         </w:tc>
@@ -4066,6 +4078,7 @@
                 <w:i w:val="0"/>
                 <w:sz w:val="22"/>
               </w:rPr>
+              <w:t>K_U14</w:t>
             </w:r>
           </w:p>
         </w:tc>
@@ -4103,7 +4116,7 @@
                 <w:i w:val="0"/>
                 <w:sz w:val="22"/>
               </w:rPr>
-              <w:t>egzamin pisemny z zadaniami problemowymi; raport z wykonanego zadania; prezentacja projektu i dokumentacji; obrona projektu</w:t>
+              <w:t>raport z wykonanego zadania, prezentacja projektu i dokumentacji, obrona projektu</w:t>
             </w:r>
           </w:p>
         </w:tc>
@@ -4124,6 +4137,7 @@
                 <w:i w:val="0"/>
                 <w:sz w:val="22"/>
               </w:rPr>
+              <w:t>K_U14</w:t>
             </w:r>
           </w:p>
         </w:tc>
@@ -4161,7 +4175,7 @@
                 <w:i w:val="0"/>
                 <w:sz w:val="22"/>
               </w:rPr>
-              <w:t>egzamin pisemny z zadaniami problemowymi; raport z wykonanego zadania; prezentacja projektu i dokumentacji; obrona projektu</w:t>
+              <w:t>raport z wykonanego zadania, prezentacja projektu i dokumentacji, obrona projektu</w:t>
             </w:r>
           </w:p>
         </w:tc>
@@ -4182,6 +4196,7 @@
                 <w:i w:val="0"/>
                 <w:sz w:val="22"/>
               </w:rPr>
+              <w:t>K_U14</w:t>
             </w:r>
           </w:p>
         </w:tc>
@@ -4219,7 +4234,7 @@
                 <w:i w:val="0"/>
                 <w:sz w:val="22"/>
               </w:rPr>
-              <w:t>egzamin pisemny z zadaniami problemowymi; raport z wykonanego zadania; prezentacja projektu i dokumentacji; obrona projektu</w:t>
+              <w:t>raport z wykonanego zadania, prezentacja projektu i dokumentacji, obrona projektu</w:t>
             </w:r>
           </w:p>
         </w:tc>
@@ -4240,6 +4255,7 @@
                 <w:i w:val="0"/>
                 <w:sz w:val="22"/>
               </w:rPr>
+              <w:t>K_U27</w:t>
             </w:r>
           </w:p>
         </w:tc>
@@ -4277,7 +4293,7 @@
                 <w:i w:val="0"/>
                 <w:sz w:val="22"/>
               </w:rPr>
-              <w:t>egzamin pisemny z zadaniami problemowymi; raport z wykonanego zadania; prezentacja projektu i dokumentacji; obrona projektu</w:t>
+              <w:t>raport z wykonanego zadania, prezentacja projektu i dokumentacji, obrona projektu</w:t>
             </w:r>
           </w:p>
         </w:tc>
@@ -4298,6 +4314,7 @@
                 <w:i w:val="0"/>
                 <w:sz w:val="22"/>
               </w:rPr>
+              <w:t>K_U14</w:t>
             </w:r>
           </w:p>
         </w:tc>
@@ -4335,7 +4352,7 @@
                 <w:i w:val="0"/>
                 <w:sz w:val="22"/>
               </w:rPr>
-              <w:t>egzamin pisemny z zadaniami problemowymi; raport z wykonanego zadania; prezentacja projektu i dokumentacji; obrona projektu</w:t>
+              <w:t>raport z wykonanego zadania, prezentacja projektu i dokumentacji, obrona projektu</w:t>
             </w:r>
           </w:p>
         </w:tc>
@@ -4356,6 +4373,7 @@
                 <w:i w:val="0"/>
                 <w:sz w:val="22"/>
               </w:rPr>
+              <w:t>K_U14</w:t>
             </w:r>
           </w:p>
         </w:tc>
@@ -4393,7 +4411,7 @@
                 <w:i w:val="0"/>
                 <w:sz w:val="22"/>
               </w:rPr>
-              <w:t>egzamin pisemny z zadaniami problemowymi; raport z wykonanego zadania; prezentacja projektu i dokumentacji; obrona projektu</w:t>
+              <w:t>raport z wykonanego zadania, prezentacja projektu i dokumentacji, obrona projektu</w:t>
             </w:r>
           </w:p>
         </w:tc>
@@ -4414,6 +4432,7 @@
                 <w:i w:val="0"/>
                 <w:sz w:val="22"/>
               </w:rPr>
+              <w:t>K_U14</w:t>
             </w:r>
           </w:p>
         </w:tc>
@@ -4451,7 +4470,7 @@
                 <w:i w:val="0"/>
                 <w:sz w:val="22"/>
               </w:rPr>
-              <w:t>egzamin pisemny z zadaniami problemowymi; raport z wykonanego zadania; prezentacja projektu i dokumentacji; obrona projektu</w:t>
+              <w:t>raport z wykonanego zadania, prezentacja projektu i dokumentacji, obrona projektu</w:t>
             </w:r>
           </w:p>
         </w:tc>
@@ -4472,6 +4491,7 @@
                 <w:i w:val="0"/>
                 <w:sz w:val="22"/>
               </w:rPr>
+              <w:t>K_U14</w:t>
             </w:r>
           </w:p>
         </w:tc>
@@ -4509,7 +4529,7 @@
                 <w:i w:val="0"/>
                 <w:sz w:val="22"/>
               </w:rPr>
-              <w:t>egzamin pisemny z zadaniami problemowymi; raport z wykonanego zadania; prezentacja projektu i dokumentacji; obrona projektu</w:t>
+              <w:t>raport z wykonanego zadania, prezentacja projektu i dokumentacji, obrona projektu</w:t>
             </w:r>
           </w:p>
         </w:tc>
@@ -4635,6 +4655,7 @@
                 <w:i w:val="0"/>
                 <w:sz w:val="22"/>
               </w:rPr>
+              <w:t>K_K05</w:t>
             </w:r>
           </w:p>
         </w:tc>
@@ -4672,7 +4693,7 @@
                 <w:i w:val="0"/>
                 <w:sz w:val="22"/>
               </w:rPr>
-              <w:t>egzamin pisemny z zadaniami problemowymi; raport z wykonanego zadania; prezentacja projektu i dokumentacji; obrona projektu</w:t>
+              <w:t>raport z wykonanego zadania, prezentacja projektu i dokumentacji, obrona projektu</w:t>
             </w:r>
           </w:p>
         </w:tc>
@@ -4693,6 +4714,7 @@
                 <w:i w:val="0"/>
                 <w:sz w:val="22"/>
               </w:rPr>
+              <w:t>K_K06</w:t>
             </w:r>
           </w:p>
         </w:tc>
@@ -4730,7 +4752,7 @@
                 <w:i w:val="0"/>
                 <w:sz w:val="22"/>
               </w:rPr>
-              <w:t>egzamin pisemny z zadaniami problemowymi; raport z wykonanego zadania; prezentacja projektu i dokumentacji; obrona projektu</w:t>
+              <w:t>raport z wykonanego zadania, prezentacja projektu i dokumentacji, obrona projektu</w:t>
             </w:r>
           </w:p>
         </w:tc>
@@ -4751,6 +4773,7 @@
                 <w:i w:val="0"/>
                 <w:sz w:val="22"/>
               </w:rPr>
+              <w:t>K_K03</w:t>
             </w:r>
           </w:p>
         </w:tc>
@@ -4788,7 +4811,7 @@
                 <w:i w:val="0"/>
                 <w:sz w:val="22"/>
               </w:rPr>
-              <w:t>egzamin pisemny z zadaniami problemowymi; raport z wykonanego zadania; prezentacja projektu i dokumentacji; obrona projektu</w:t>
+              <w:t>raport z wykonanego zadania, prezentacja projektu i dokumentacji, obrona projektu</w:t>
             </w:r>
           </w:p>
         </w:tc>

--- a/public/assets/files/niestacjonarne/ZIC.docx
+++ b/public/assets/files/niestacjonarne/ZIC.docx
@@ -1908,14 +1908,13 @@
       </w:tblPr>
       <w:tblGrid>
         <w:gridCol w:w="680"/>
-        <w:gridCol w:w="4536"/>
-        <w:gridCol w:w="4252"/>
+        <w:gridCol w:w="8788"/>
       </w:tblGrid>
       <w:tr>
         <w:tc>
           <w:tcPr>
             <w:tcW w:type="dxa" w:w="9468"/>
-            <w:gridSpan w:val="3"/>
+            <w:gridSpan w:val="2"/>
             <w:shd w:val="clear" w:color="auto" w:fill="D9D9D9"/>
           </w:tcPr>
           <w:p>
@@ -1957,7 +1956,7 @@
         </w:tc>
         <w:tc>
           <w:tcPr>
-            <w:tcW w:type="dxa" w:w="4536"/>
+            <w:tcW w:type="dxa" w:w="8788"/>
             <w:shd w:val="clear" w:color="auto" w:fill="D9D9D9"/>
           </w:tcPr>
           <w:p>
@@ -1971,27 +1970,7 @@
                 <w:i w:val="0"/>
                 <w:sz w:val="16"/>
               </w:rPr>
-              <w:t>Wykład</w:t>
-            </w:r>
-          </w:p>
-        </w:tc>
-        <w:tc>
-          <w:tcPr>
-            <w:tcW w:type="dxa" w:w="4252"/>
-            <w:shd w:val="clear" w:color="auto" w:fill="D9D9D9"/>
-          </w:tcPr>
-          <w:p>
-            <w:pPr>
-              <w:spacing w:before="20" w:after="20"/>
-            </w:pPr>
-            <w:r>
-              <w:rPr>
-                <w:rFonts w:ascii="Aptos" w:hAnsi="Aptos"/>
-                <w:b/>
-                <w:i w:val="0"/>
-                <w:sz w:val="16"/>
-              </w:rPr>
-              <w:t>Ćwiczenia / Laboratorium / Pracownia</w:t>
+              <w:t>Treści programowe</w:t>
             </w:r>
           </w:p>
         </w:tc>
@@ -2018,7 +1997,7 @@
         </w:tc>
         <w:tc>
           <w:tcPr>
-            <w:tcW w:type="dxa" w:w="4536"/>
+            <w:tcW w:type="dxa" w:w="8788"/>
           </w:tcPr>
           <w:p>
             <w:pPr>
@@ -2032,24 +2011,6 @@
                 <w:sz w:val="22"/>
               </w:rPr>
               <w:t>Infrastructure as Code – motywacja, historia i korzyści. Podejście deklaratywne vs. imperatywne. Przegląd narzędzi IaC: Terraform, Ansible, Pulumi, CloudFormation. Miejsce IaC w cyklu DevOps.</w:t>
-            </w:r>
-          </w:p>
-        </w:tc>
-        <w:tc>
-          <w:tcPr>
-            <w:tcW w:type="dxa" w:w="4252"/>
-          </w:tcPr>
-          <w:p>
-            <w:pPr>
-              <w:spacing w:before="20" w:after="20"/>
-            </w:pPr>
-            <w:r>
-              <w:rPr>
-                <w:rFonts w:ascii="Aptos" w:hAnsi="Aptos"/>
-                <w:b w:val="0"/>
-                <w:i w:val="0"/>
-                <w:sz w:val="22"/>
-              </w:rPr>
             </w:r>
           </w:p>
         </w:tc>
@@ -2076,7 +2037,7 @@
         </w:tc>
         <w:tc>
           <w:tcPr>
-            <w:tcW w:type="dxa" w:w="4536"/>
+            <w:tcW w:type="dxa" w:w="8788"/>
           </w:tcPr>
           <w:p>
             <w:pPr>
@@ -2090,24 +2051,6 @@
                 <w:sz w:val="22"/>
               </w:rPr>
               <w:t>Terraform – architektura i podstawy. Providers (AWS, OpenStack), resources, data sources. Język HCL: typy danych, wyrażenia, funkcje wbudowane. Cykl życia konfiguracji: init, validate, plan, apply, destroy.</w:t>
-            </w:r>
-          </w:p>
-        </w:tc>
-        <w:tc>
-          <w:tcPr>
-            <w:tcW w:type="dxa" w:w="4252"/>
-          </w:tcPr>
-          <w:p>
-            <w:pPr>
-              <w:spacing w:before="20" w:after="20"/>
-            </w:pPr>
-            <w:r>
-              <w:rPr>
-                <w:rFonts w:ascii="Aptos" w:hAnsi="Aptos"/>
-                <w:b w:val="0"/>
-                <w:i w:val="0"/>
-                <w:sz w:val="22"/>
-              </w:rPr>
             </w:r>
           </w:p>
         </w:tc>
@@ -2134,7 +2077,7 @@
         </w:tc>
         <w:tc>
           <w:tcPr>
-            <w:tcW w:type="dxa" w:w="4536"/>
+            <w:tcW w:type="dxa" w:w="8788"/>
           </w:tcPr>
           <w:p>
             <w:pPr>
@@ -2148,24 +2091,6 @@
                 <w:sz w:val="22"/>
               </w:rPr>
               <w:t>Terraform state: cel i struktura pliku stanu. Zdalny backend (S3 + DynamoDB lock). Import istniejących zasobów. Terraform workspace – izolacja środowisk (dev/staging/prod).</w:t>
-            </w:r>
-          </w:p>
-        </w:tc>
-        <w:tc>
-          <w:tcPr>
-            <w:tcW w:type="dxa" w:w="4252"/>
-          </w:tcPr>
-          <w:p>
-            <w:pPr>
-              <w:spacing w:before="20" w:after="20"/>
-            </w:pPr>
-            <w:r>
-              <w:rPr>
-                <w:rFonts w:ascii="Aptos" w:hAnsi="Aptos"/>
-                <w:b w:val="0"/>
-                <w:i w:val="0"/>
-                <w:sz w:val="22"/>
-              </w:rPr>
             </w:r>
           </w:p>
         </w:tc>
@@ -2192,7 +2117,7 @@
         </w:tc>
         <w:tc>
           <w:tcPr>
-            <w:tcW w:type="dxa" w:w="4536"/>
+            <w:tcW w:type="dxa" w:w="8788"/>
           </w:tcPr>
           <w:p>
             <w:pPr>
@@ -2206,24 +2131,6 @@
                 <w:sz w:val="22"/>
               </w:rPr>
               <w:t>Moduły Terraform: tworzenie, parametryzacja i kompozycja modułów. Rejestr publiczny (Terraform Registry). Wzorce organizacji kodu: flat, monorepo, multi-repo. Refaktoryzacja konfiguracji.</w:t>
-            </w:r>
-          </w:p>
-        </w:tc>
-        <w:tc>
-          <w:tcPr>
-            <w:tcW w:type="dxa" w:w="4252"/>
-          </w:tcPr>
-          <w:p>
-            <w:pPr>
-              <w:spacing w:before="20" w:after="20"/>
-            </w:pPr>
-            <w:r>
-              <w:rPr>
-                <w:rFonts w:ascii="Aptos" w:hAnsi="Aptos"/>
-                <w:b w:val="0"/>
-                <w:i w:val="0"/>
-                <w:sz w:val="22"/>
-              </w:rPr>
             </w:r>
           </w:p>
         </w:tc>
@@ -2250,7 +2157,7 @@
         </w:tc>
         <w:tc>
           <w:tcPr>
-            <w:tcW w:type="dxa" w:w="4536"/>
+            <w:tcW w:type="dxa" w:w="8788"/>
           </w:tcPr>
           <w:p>
             <w:pPr>
@@ -2264,24 +2171,6 @@
                 <w:sz w:val="22"/>
               </w:rPr>
               <w:t>AWS – globalna infrastruktura i model usług. VPC: subnety publiczne i prywatne, Internet Gateway, NAT Gateway, routing tables, security groups, Network ACL. Provisionowanie sieci w Terraform.</w:t>
-            </w:r>
-          </w:p>
-        </w:tc>
-        <w:tc>
-          <w:tcPr>
-            <w:tcW w:type="dxa" w:w="4252"/>
-          </w:tcPr>
-          <w:p>
-            <w:pPr>
-              <w:spacing w:before="20" w:after="20"/>
-            </w:pPr>
-            <w:r>
-              <w:rPr>
-                <w:rFonts w:ascii="Aptos" w:hAnsi="Aptos"/>
-                <w:b w:val="0"/>
-                <w:i w:val="0"/>
-                <w:sz w:val="22"/>
-              </w:rPr>
             </w:r>
           </w:p>
         </w:tc>
@@ -2308,7 +2197,7 @@
         </w:tc>
         <w:tc>
           <w:tcPr>
-            <w:tcW w:type="dxa" w:w="4536"/>
+            <w:tcW w:type="dxa" w:w="8788"/>
           </w:tcPr>
           <w:p>
             <w:pPr>
@@ -2322,24 +2211,6 @@
                 <w:sz w:val="22"/>
               </w:rPr>
               <w:t>AWS EC2 i zarządzanie obliczeniami: typy instancji, AMI, key pairs, user data, Elastic IP. Auto Scaling Groups i Launch Templates. Elastic Load Balancer (ALB/NLB). Konfiguracja przez Terraform.</w:t>
-            </w:r>
-          </w:p>
-        </w:tc>
-        <w:tc>
-          <w:tcPr>
-            <w:tcW w:type="dxa" w:w="4252"/>
-          </w:tcPr>
-          <w:p>
-            <w:pPr>
-              <w:spacing w:before="20" w:after="20"/>
-            </w:pPr>
-            <w:r>
-              <w:rPr>
-                <w:rFonts w:ascii="Aptos" w:hAnsi="Aptos"/>
-                <w:b w:val="0"/>
-                <w:i w:val="0"/>
-                <w:sz w:val="22"/>
-              </w:rPr>
             </w:r>
           </w:p>
         </w:tc>
@@ -2366,7 +2237,7 @@
         </w:tc>
         <w:tc>
           <w:tcPr>
-            <w:tcW w:type="dxa" w:w="4536"/>
+            <w:tcW w:type="dxa" w:w="8788"/>
           </w:tcPr>
           <w:p>
             <w:pPr>
@@ -2380,24 +2251,6 @@
                 <w:sz w:val="22"/>
               </w:rPr>
               <w:t>AWS – usługi zarządzane: RDS (PostgreSQL/MySQL), ElastiCache (Redis), S3 (bucket policies, versioning, lifecycle), SQS, SNS. Wdrożenie warstwy danych aplikacji przez Terraform.</w:t>
-            </w:r>
-          </w:p>
-        </w:tc>
-        <w:tc>
-          <w:tcPr>
-            <w:tcW w:type="dxa" w:w="4252"/>
-          </w:tcPr>
-          <w:p>
-            <w:pPr>
-              <w:spacing w:before="20" w:after="20"/>
-            </w:pPr>
-            <w:r>
-              <w:rPr>
-                <w:rFonts w:ascii="Aptos" w:hAnsi="Aptos"/>
-                <w:b w:val="0"/>
-                <w:i w:val="0"/>
-                <w:sz w:val="22"/>
-              </w:rPr>
             </w:r>
           </w:p>
         </w:tc>
@@ -2424,7 +2277,7 @@
         </w:tc>
         <w:tc>
           <w:tcPr>
-            <w:tcW w:type="dxa" w:w="4536"/>
+            <w:tcW w:type="dxa" w:w="8788"/>
           </w:tcPr>
           <w:p>
             <w:pPr>
@@ -2438,24 +2291,6 @@
                 <w:sz w:val="22"/>
               </w:rPr>
               <w:t>Ansible – architektura i instalacja. Inventory (statyczne i dynamiczne). Ad-hoc commands. Playbooks: plays, tasks, handlers, notify. Moduły wbudowane (apt, yum, copy, template, service, shell).</w:t>
-            </w:r>
-          </w:p>
-        </w:tc>
-        <w:tc>
-          <w:tcPr>
-            <w:tcW w:type="dxa" w:w="4252"/>
-          </w:tcPr>
-          <w:p>
-            <w:pPr>
-              <w:spacing w:before="20" w:after="20"/>
-            </w:pPr>
-            <w:r>
-              <w:rPr>
-                <w:rFonts w:ascii="Aptos" w:hAnsi="Aptos"/>
-                <w:b w:val="0"/>
-                <w:i w:val="0"/>
-                <w:sz w:val="22"/>
-              </w:rPr>
             </w:r>
           </w:p>
         </w:tc>
@@ -2482,7 +2317,7 @@
         </w:tc>
         <w:tc>
           <w:tcPr>
-            <w:tcW w:type="dxa" w:w="4536"/>
+            <w:tcW w:type="dxa" w:w="8788"/>
           </w:tcPr>
           <w:p>
             <w:pPr>
@@ -2496,24 +2331,6 @@
                 <w:sz w:val="22"/>
               </w:rPr>
               <w:t>Ansible – zaawansowane techniki: role (struktura katalogów, defaults, vars, tasks, handlers, templates), Ansible Galaxy, zmienne grupowe i hostowe, Vault (szyfrowanie sekretów). Idempotentność.</w:t>
-            </w:r>
-          </w:p>
-        </w:tc>
-        <w:tc>
-          <w:tcPr>
-            <w:tcW w:type="dxa" w:w="4252"/>
-          </w:tcPr>
-          <w:p>
-            <w:pPr>
-              <w:spacing w:before="20" w:after="20"/>
-            </w:pPr>
-            <w:r>
-              <w:rPr>
-                <w:rFonts w:ascii="Aptos" w:hAnsi="Aptos"/>
-                <w:b w:val="0"/>
-                <w:i w:val="0"/>
-                <w:sz w:val="22"/>
-              </w:rPr>
             </w:r>
           </w:p>
         </w:tc>
@@ -2540,7 +2357,7 @@
         </w:tc>
         <w:tc>
           <w:tcPr>
-            <w:tcW w:type="dxa" w:w="4536"/>
+            <w:tcW w:type="dxa" w:w="8788"/>
           </w:tcPr>
           <w:p>
             <w:pPr>
@@ -2554,24 +2371,6 @@
                 <w:sz w:val="22"/>
               </w:rPr>
               <w:t>Integracja Terraform + Ansible: przekazywanie outputów Terraform do inventory Ansible (dynamic inventory), null_resource i local-exec/remote-exec provisioners. Wzorce automatyzacji end-to-end.</w:t>
-            </w:r>
-          </w:p>
-        </w:tc>
-        <w:tc>
-          <w:tcPr>
-            <w:tcW w:type="dxa" w:w="4252"/>
-          </w:tcPr>
-          <w:p>
-            <w:pPr>
-              <w:spacing w:before="20" w:after="20"/>
-            </w:pPr>
-            <w:r>
-              <w:rPr>
-                <w:rFonts w:ascii="Aptos" w:hAnsi="Aptos"/>
-                <w:b w:val="0"/>
-                <w:i w:val="0"/>
-                <w:sz w:val="22"/>
-              </w:rPr>
             </w:r>
           </w:p>
         </w:tc>
@@ -2598,7 +2397,7 @@
         </w:tc>
         <w:tc>
           <w:tcPr>
-            <w:tcW w:type="dxa" w:w="4536"/>
+            <w:tcW w:type="dxa" w:w="8788"/>
           </w:tcPr>
           <w:p>
             <w:pPr>
@@ -2612,24 +2411,6 @@
                 <w:sz w:val="22"/>
               </w:rPr>
               <w:t>LocalStack – emulacja usług AWS lokalnie. Instalacja i konfiguracja (Docker Compose). Obsługiwane usługi: S3, SQS, SNS, Lambda, DynamoDB, EC2, IAM. Konfiguracja Terraform provider dla LocalStack. Strategie testowania infrastruktury.</w:t>
-            </w:r>
-          </w:p>
-        </w:tc>
-        <w:tc>
-          <w:tcPr>
-            <w:tcW w:type="dxa" w:w="4252"/>
-          </w:tcPr>
-          <w:p>
-            <w:pPr>
-              <w:spacing w:before="20" w:after="20"/>
-            </w:pPr>
-            <w:r>
-              <w:rPr>
-                <w:rFonts w:ascii="Aptos" w:hAnsi="Aptos"/>
-                <w:b w:val="0"/>
-                <w:i w:val="0"/>
-                <w:sz w:val="22"/>
-              </w:rPr>
             </w:r>
           </w:p>
         </w:tc>
@@ -2656,7 +2437,7 @@
         </w:tc>
         <w:tc>
           <w:tcPr>
-            <w:tcW w:type="dxa" w:w="4536"/>
+            <w:tcW w:type="dxa" w:w="8788"/>
           </w:tcPr>
           <w:p>
             <w:pPr>
@@ -2670,24 +2451,6 @@
                 <w:sz w:val="22"/>
               </w:rPr>
               <w:t>OpenStack – architektura i komponenty: Keystone (auth), Nova (compute), Neutron (network), Cinder (block storage), Glance (images), Swift (object storage), Heat (orchestration). Porównanie z usługami AWS.</w:t>
-            </w:r>
-          </w:p>
-        </w:tc>
-        <w:tc>
-          <w:tcPr>
-            <w:tcW w:type="dxa" w:w="4252"/>
-          </w:tcPr>
-          <w:p>
-            <w:pPr>
-              <w:spacing w:before="20" w:after="20"/>
-            </w:pPr>
-            <w:r>
-              <w:rPr>
-                <w:rFonts w:ascii="Aptos" w:hAnsi="Aptos"/>
-                <w:b w:val="0"/>
-                <w:i w:val="0"/>
-                <w:sz w:val="22"/>
-              </w:rPr>
             </w:r>
           </w:p>
         </w:tc>
@@ -2714,7 +2477,7 @@
         </w:tc>
         <w:tc>
           <w:tcPr>
-            <w:tcW w:type="dxa" w:w="4536"/>
+            <w:tcW w:type="dxa" w:w="8788"/>
           </w:tcPr>
           <w:p>
             <w:pPr>
@@ -2728,24 +2491,6 @@
                 <w:sz w:val="22"/>
               </w:rPr>
               <w:t>Praca z OpenStack: openstack CLI, zarządzanie instancjami, sieciami, woluminami i floating IP. Szablony Heat (HOT): struktura, parametry, resources, outputs. Automatyzacja przez Terraform provider OpenStack.</w:t>
-            </w:r>
-          </w:p>
-        </w:tc>
-        <w:tc>
-          <w:tcPr>
-            <w:tcW w:type="dxa" w:w="4252"/>
-          </w:tcPr>
-          <w:p>
-            <w:pPr>
-              <w:spacing w:before="20" w:after="20"/>
-            </w:pPr>
-            <w:r>
-              <w:rPr>
-                <w:rFonts w:ascii="Aptos" w:hAnsi="Aptos"/>
-                <w:b w:val="0"/>
-                <w:i w:val="0"/>
-                <w:sz w:val="22"/>
-              </w:rPr>
             </w:r>
           </w:p>
         </w:tc>
@@ -2772,7 +2517,7 @@
         </w:tc>
         <w:tc>
           <w:tcPr>
-            <w:tcW w:type="dxa" w:w="4536"/>
+            <w:tcW w:type="dxa" w:w="8788"/>
           </w:tcPr>
           <w:p>
             <w:pPr>
@@ -2786,24 +2531,6 @@
                 <w:sz w:val="22"/>
               </w:rPr>
               <w:t>Bezpieczeństwo infrastruktury chmurowej: IAM – użytkownicy, grupy, role, polityki (managed, inline), zasada least privilege. AWS Secrets Manager i HashiCorp Vault. Szyfrowanie EBS/S3 (KMS). Audyt z AWS CloudTrail.</w:t>
-            </w:r>
-          </w:p>
-        </w:tc>
-        <w:tc>
-          <w:tcPr>
-            <w:tcW w:type="dxa" w:w="4252"/>
-          </w:tcPr>
-          <w:p>
-            <w:pPr>
-              <w:spacing w:before="20" w:after="20"/>
-            </w:pPr>
-            <w:r>
-              <w:rPr>
-                <w:rFonts w:ascii="Aptos" w:hAnsi="Aptos"/>
-                <w:b w:val="0"/>
-                <w:i w:val="0"/>
-                <w:sz w:val="22"/>
-              </w:rPr>
             </w:r>
           </w:p>
         </w:tc>
@@ -2830,7 +2557,7 @@
         </w:tc>
         <w:tc>
           <w:tcPr>
-            <w:tcW w:type="dxa" w:w="4536"/>
+            <w:tcW w:type="dxa" w:w="8788"/>
           </w:tcPr>
           <w:p>
             <w:pPr>
@@ -2844,24 +2571,6 @@
                 <w:sz w:val="22"/>
               </w:rPr>
               <w:t>Monitoring i obserwowalność: CloudWatch (metryki, logi, alarmy, dashboardy), AWS Cost Explorer i budżety. Eksport metryk do Prometheus, wizualizacja w Grafana. CI/CD dla infrastruktury: terraform plan w GitHub Actions, atlantis, automatyczne wdrożenia po merge. Podsumowanie kursu i ścieżki certyfikacji (AWS Cloud Practitioner, AWS Solutions Architect Associate, Terraform Associate).</w:t>
-            </w:r>
-          </w:p>
-        </w:tc>
-        <w:tc>
-          <w:tcPr>
-            <w:tcW w:type="dxa" w:w="4252"/>
-          </w:tcPr>
-          <w:p>
-            <w:pPr>
-              <w:spacing w:before="20" w:after="20"/>
-            </w:pPr>
-            <w:r>
-              <w:rPr>
-                <w:rFonts w:ascii="Aptos" w:hAnsi="Aptos"/>
-                <w:b w:val="0"/>
-                <w:i w:val="0"/>
-                <w:sz w:val="22"/>
-              </w:rPr>
             </w:r>
           </w:p>
         </w:tc>

--- a/public/assets/files/niestacjonarne/ZIC.docx
+++ b/public/assets/files/niestacjonarne/ZIC.docx
@@ -144,7 +144,7 @@
                 <w:i w:val="0"/>
                 <w:sz w:val="22"/>
               </w:rPr>
-              <w:t>08.03.2026</w:t>
+              <w:t>16.03.2026</w:t>
             </w:r>
           </w:p>
         </w:tc>
@@ -660,7 +660,7 @@
                 <w:i w:val="0"/>
                 <w:sz w:val="22"/>
               </w:rPr>
-              <w:t>dr inż. Adam Urbanowicz</w:t>
+              <w:t>mgr inż. Adam Urbanowicz</w:t>
             </w:r>
           </w:p>
         </w:tc>
